--- a/Appunti lezione/grafi.docx
+++ b/Appunti lezione/grafi.docx
@@ -1533,10 +1533,2181 @@
     </w:p>
     <w:p>
       <w:pPr>
-        <w:rPr>
-          <w:lang w:val="it-IT"/>
-        </w:rPr>
-      </w:pPr>
+        <w:pBdr>
+          <w:bottom w:val="single" w:sz="6" w:space="1" w:color="auto"/>
+        </w:pBdr>
+        <w:rPr>
+          <w:lang w:val="it-IT"/>
+        </w:rPr>
+      </w:pPr>
+    </w:p>
+    <w:p>
+      <w:pPr>
+        <w:pBdr>
+          <w:bottom w:val="single" w:sz="6" w:space="1" w:color="auto"/>
+        </w:pBdr>
+        <w:rPr>
+          <w:lang w:val="it-IT"/>
+        </w:rPr>
+      </w:pPr>
+    </w:p>
+    <w:p>
+      <w:pPr>
+        <w:pBdr>
+          <w:bottom w:val="single" w:sz="6" w:space="1" w:color="auto"/>
+        </w:pBdr>
+        <w:rPr>
+          <w:lang w:val="it-IT"/>
+        </w:rPr>
+      </w:pPr>
+    </w:p>
+    <w:p>
+      <w:pPr>
+        <w:pBdr>
+          <w:bottom w:val="single" w:sz="6" w:space="1" w:color="auto"/>
+        </w:pBdr>
+        <w:rPr>
+          <w:lang w:val="it-IT"/>
+        </w:rPr>
+      </w:pPr>
+    </w:p>
+    <w:p>
+      <w:pPr>
+        <w:pBdr>
+          <w:bottom w:val="single" w:sz="6" w:space="1" w:color="auto"/>
+        </w:pBdr>
+        <w:rPr>
+          <w:lang w:val="it-IT"/>
+        </w:rPr>
+      </w:pPr>
+    </w:p>
+    <w:p>
+      <w:pPr>
+        <w:pBdr>
+          <w:bottom w:val="single" w:sz="6" w:space="1" w:color="auto"/>
+        </w:pBdr>
+        <w:rPr>
+          <w:lang w:val="it-IT"/>
+        </w:rPr>
+      </w:pPr>
+    </w:p>
+    <w:p>
+      <w:pPr>
+        <w:pBdr>
+          <w:bottom w:val="single" w:sz="6" w:space="1" w:color="auto"/>
+        </w:pBdr>
+        <w:rPr>
+          <w:lang w:val="it-IT"/>
+        </w:rPr>
+      </w:pPr>
+    </w:p>
+    <w:p>
+      <w:pPr>
+        <w:pBdr>
+          <w:bottom w:val="single" w:sz="6" w:space="1" w:color="auto"/>
+        </w:pBdr>
+        <w:rPr>
+          <w:lang w:val="it-IT"/>
+        </w:rPr>
+      </w:pPr>
+    </w:p>
+    <w:p>
+      <w:pPr>
+        <w:pBdr>
+          <w:bottom w:val="single" w:sz="6" w:space="1" w:color="auto"/>
+        </w:pBdr>
+        <w:rPr>
+          <w:lang w:val="it-IT"/>
+        </w:rPr>
+      </w:pPr>
+    </w:p>
+    <w:p>
+      <w:pPr>
+        <w:rPr>
+          <w:b/>
+          <w:bCs/>
+          <w:sz w:val="44"/>
+          <w:szCs w:val="44"/>
+          <w:lang w:val="it-IT"/>
+        </w:rPr>
+      </w:pPr>
+      <w:r>
+        <w:rPr>
+          <w:b/>
+          <w:bCs/>
+          <w:sz w:val="44"/>
+          <w:szCs w:val="44"/>
+          <w:lang w:val="it-IT"/>
+        </w:rPr>
+        <w:t>Esercizi:</w:t>
+      </w:r>
+    </w:p>
+    <w:p>
+      <w:pPr>
+        <w:rPr>
+          <w:lang w:val="it-IT"/>
+        </w:rPr>
+      </w:pPr>
+      <w:r>
+        <w:rPr>
+          <w:lang w:val="it-IT"/>
+        </w:rPr>
+        <w:t xml:space="preserve">Questo e’ </w:t>
+      </w:r>
+      <w:r>
+        <w:rPr>
+          <w:lang w:val="it-IT"/>
+        </w:rPr>
+        <w:t xml:space="preserve">abbasta significativo perche’ aiuta a capire come scorrere i grafi a prescindere dalla natura (matrice o lista). </w:t>
+      </w:r>
+    </w:p>
+    <w:p>
+      <w:pPr>
+        <w:rPr>
+          <w:lang w:val="it-IT"/>
+        </w:rPr>
+      </w:pPr>
+      <w:hyperlink r:id="rId5" w:history="1">
+        <w:r>
+          <w:rPr>
+            <w:rStyle w:val="Hyperlink"/>
+            <w:lang w:val="it-IT"/>
+          </w:rPr>
+          <w:t>C:\Users\Epban\Desktop\Universita\cpp\Esami\practice\Esercizi_grafi\Esercizi_grafi\es3.cpp</w:t>
+        </w:r>
+      </w:hyperlink>
+    </w:p>
+    <w:p>
+      <w:pPr>
+        <w:rPr>
+          <w:lang w:val="it-IT"/>
+        </w:rPr>
+      </w:pPr>
+      <w:r>
+        <w:rPr>
+          <w:lang w:val="it-IT"/>
+        </w:rPr>
+        <w:t>Ci sono le due versioni, la prima piu’ semplice perche’ interna alla classe:</w:t>
+      </w:r>
+    </w:p>
+    <w:p>
+      <w:pPr>
+        <w:rPr>
+          <w:lang w:val="it-IT"/>
+        </w:rPr>
+      </w:pPr>
+      <w:r>
+        <w:rPr>
+          <w:lang w:val="it-IT"/>
+        </w:rPr>
+        <w:t>1.</w:t>
+      </w:r>
+    </w:p>
+    <w:p>
+      <w:pPr>
+        <w:tabs>
+          <w:tab w:val="left" w:pos="916"/>
+          <w:tab w:val="left" w:pos="1832"/>
+          <w:tab w:val="left" w:pos="2748"/>
+          <w:tab w:val="left" w:pos="3664"/>
+          <w:tab w:val="left" w:pos="4580"/>
+          <w:tab w:val="left" w:pos="5496"/>
+          <w:tab w:val="left" w:pos="6412"/>
+          <w:tab w:val="left" w:pos="7328"/>
+          <w:tab w:val="left" w:pos="8244"/>
+          <w:tab w:val="left" w:pos="9160"/>
+          <w:tab w:val="left" w:pos="10076"/>
+          <w:tab w:val="left" w:pos="10992"/>
+          <w:tab w:val="left" w:pos="11908"/>
+          <w:tab w:val="left" w:pos="12824"/>
+          <w:tab w:val="left" w:pos="13740"/>
+          <w:tab w:val="left" w:pos="14656"/>
+        </w:tabs>
+        <w:spacing w:after="0" w:line="240" w:lineRule="auto"/>
+        <w:rPr>
+          <w:rFonts w:ascii="Cascadia Mono" w:eastAsia="Times New Roman" w:hAnsi="Cascadia Mono" w:cs="Cascadia Mono"/>
+          <w:color w:val="000000"/>
+          <w:kern w:val="0"/>
+          <w:sz w:val="18"/>
+          <w:szCs w:val="18"/>
+          <w:lang w:val="en-BE" w:eastAsia="en-BE"/>
+          <w14:ligatures w14:val="none"/>
+        </w:rPr>
+      </w:pPr>
+      <w:r>
+        <w:rPr>
+          <w:rFonts w:ascii="Cascadia Mono" w:eastAsia="Times New Roman" w:hAnsi="Cascadia Mono" w:cs="Cascadia Mono"/>
+          <w:color w:val="0000FF"/>
+          <w:kern w:val="0"/>
+          <w:sz w:val="18"/>
+          <w:szCs w:val="18"/>
+          <w:lang w:val="en-BE" w:eastAsia="en-BE"/>
+          <w14:ligatures w14:val="none"/>
+        </w:rPr>
+        <w:t>void</w:t>
+      </w:r>
+      <w:r>
+        <w:rPr>
+          <w:rFonts w:ascii="Cascadia Mono" w:eastAsia="Times New Roman" w:hAnsi="Cascadia Mono" w:cs="Cascadia Mono"/>
+          <w:color w:val="000000"/>
+          <w:kern w:val="0"/>
+          <w:sz w:val="18"/>
+          <w:szCs w:val="18"/>
+          <w:lang w:val="en-BE" w:eastAsia="en-BE"/>
+          <w14:ligatures w14:val="none"/>
+        </w:rPr>
+        <w:t xml:space="preserve"> </w:t>
+      </w:r>
+      <w:proofErr w:type="spellStart"/>
+      <w:proofErr w:type="gramStart"/>
+      <w:r>
+        <w:rPr>
+          <w:rFonts w:ascii="Cascadia Mono" w:eastAsia="Times New Roman" w:hAnsi="Cascadia Mono" w:cs="Cascadia Mono"/>
+          <w:color w:val="000000"/>
+          <w:kern w:val="0"/>
+          <w:sz w:val="18"/>
+          <w:szCs w:val="18"/>
+          <w:lang w:val="en-BE" w:eastAsia="en-BE"/>
+          <w14:ligatures w14:val="none"/>
+        </w:rPr>
+        <w:t>entrantiV</w:t>
+      </w:r>
+      <w:proofErr w:type="spellEnd"/>
+      <w:r>
+        <w:rPr>
+          <w:rFonts w:ascii="Cascadia Mono" w:eastAsia="Times New Roman" w:hAnsi="Cascadia Mono" w:cs="Cascadia Mono"/>
+          <w:color w:val="000000"/>
+          <w:kern w:val="0"/>
+          <w:sz w:val="18"/>
+          <w:szCs w:val="18"/>
+          <w:lang w:val="en-BE" w:eastAsia="en-BE"/>
+          <w14:ligatures w14:val="none"/>
+        </w:rPr>
+        <w:t>(</w:t>
+      </w:r>
+      <w:proofErr w:type="gramEnd"/>
+      <w:r>
+        <w:rPr>
+          <w:rFonts w:ascii="Cascadia Mono" w:eastAsia="Times New Roman" w:hAnsi="Cascadia Mono" w:cs="Cascadia Mono"/>
+          <w:color w:val="0000FF"/>
+          <w:kern w:val="0"/>
+          <w:sz w:val="18"/>
+          <w:szCs w:val="18"/>
+          <w:lang w:val="en-BE" w:eastAsia="en-BE"/>
+          <w14:ligatures w14:val="none"/>
+        </w:rPr>
+        <w:t>int</w:t>
+      </w:r>
+      <w:r>
+        <w:rPr>
+          <w:rFonts w:ascii="Cascadia Mono" w:eastAsia="Times New Roman" w:hAnsi="Cascadia Mono" w:cs="Cascadia Mono"/>
+          <w:color w:val="000000"/>
+          <w:kern w:val="0"/>
+          <w:sz w:val="18"/>
+          <w:szCs w:val="18"/>
+          <w:lang w:val="en-BE" w:eastAsia="en-BE"/>
+          <w14:ligatures w14:val="none"/>
+        </w:rPr>
+        <w:t xml:space="preserve"> </w:t>
+      </w:r>
+      <w:r>
+        <w:rPr>
+          <w:rFonts w:ascii="Cascadia Mono" w:eastAsia="Times New Roman" w:hAnsi="Cascadia Mono" w:cs="Cascadia Mono"/>
+          <w:color w:val="808080"/>
+          <w:kern w:val="0"/>
+          <w:sz w:val="18"/>
+          <w:szCs w:val="18"/>
+          <w:lang w:val="en-BE" w:eastAsia="en-BE"/>
+          <w14:ligatures w14:val="none"/>
+        </w:rPr>
+        <w:t>v</w:t>
+      </w:r>
+      <w:r>
+        <w:rPr>
+          <w:rFonts w:ascii="Cascadia Mono" w:eastAsia="Times New Roman" w:hAnsi="Cascadia Mono" w:cs="Cascadia Mono"/>
+          <w:color w:val="000000"/>
+          <w:kern w:val="0"/>
+          <w:sz w:val="18"/>
+          <w:szCs w:val="18"/>
+          <w:lang w:val="en-BE" w:eastAsia="en-BE"/>
+          <w14:ligatures w14:val="none"/>
+        </w:rPr>
+        <w:t>) {</w:t>
+      </w:r>
+    </w:p>
+    <w:p>
+      <w:pPr>
+        <w:tabs>
+          <w:tab w:val="left" w:pos="916"/>
+          <w:tab w:val="left" w:pos="1832"/>
+          <w:tab w:val="left" w:pos="2748"/>
+          <w:tab w:val="left" w:pos="3664"/>
+          <w:tab w:val="left" w:pos="4580"/>
+          <w:tab w:val="left" w:pos="5496"/>
+          <w:tab w:val="left" w:pos="6412"/>
+          <w:tab w:val="left" w:pos="7328"/>
+          <w:tab w:val="left" w:pos="8244"/>
+          <w:tab w:val="left" w:pos="9160"/>
+          <w:tab w:val="left" w:pos="10076"/>
+          <w:tab w:val="left" w:pos="10992"/>
+          <w:tab w:val="left" w:pos="11908"/>
+          <w:tab w:val="left" w:pos="12824"/>
+          <w:tab w:val="left" w:pos="13740"/>
+          <w:tab w:val="left" w:pos="14656"/>
+        </w:tabs>
+        <w:spacing w:after="0" w:line="240" w:lineRule="auto"/>
+        <w:rPr>
+          <w:rFonts w:ascii="Cascadia Mono" w:eastAsia="Times New Roman" w:hAnsi="Cascadia Mono" w:cs="Cascadia Mono"/>
+          <w:color w:val="000000"/>
+          <w:kern w:val="0"/>
+          <w:sz w:val="18"/>
+          <w:szCs w:val="18"/>
+          <w:lang w:val="en-BE" w:eastAsia="en-BE"/>
+          <w14:ligatures w14:val="none"/>
+        </w:rPr>
+      </w:pPr>
+      <w:r>
+        <w:rPr>
+          <w:rFonts w:ascii="Cascadia Mono" w:eastAsia="Times New Roman" w:hAnsi="Cascadia Mono" w:cs="Cascadia Mono"/>
+          <w:color w:val="000000"/>
+          <w:kern w:val="0"/>
+          <w:sz w:val="18"/>
+          <w:szCs w:val="18"/>
+          <w:lang w:val="en-BE" w:eastAsia="en-BE"/>
+          <w14:ligatures w14:val="none"/>
+        </w:rPr>
+        <w:tab/>
+      </w:r>
+      <w:r>
+        <w:rPr>
+          <w:rFonts w:ascii="Cascadia Mono" w:eastAsia="Times New Roman" w:hAnsi="Cascadia Mono" w:cs="Cascadia Mono"/>
+          <w:color w:val="0000FF"/>
+          <w:kern w:val="0"/>
+          <w:sz w:val="18"/>
+          <w:szCs w:val="18"/>
+          <w:lang w:val="en-BE" w:eastAsia="en-BE"/>
+          <w14:ligatures w14:val="none"/>
+        </w:rPr>
+        <w:t>for</w:t>
+      </w:r>
+      <w:r>
+        <w:rPr>
+          <w:rFonts w:ascii="Cascadia Mono" w:eastAsia="Times New Roman" w:hAnsi="Cascadia Mono" w:cs="Cascadia Mono"/>
+          <w:color w:val="000000"/>
+          <w:kern w:val="0"/>
+          <w:sz w:val="18"/>
+          <w:szCs w:val="18"/>
+          <w:lang w:val="en-BE" w:eastAsia="en-BE"/>
+          <w14:ligatures w14:val="none"/>
+        </w:rPr>
+        <w:t xml:space="preserve"> (</w:t>
+      </w:r>
+      <w:r>
+        <w:rPr>
+          <w:rFonts w:ascii="Cascadia Mono" w:eastAsia="Times New Roman" w:hAnsi="Cascadia Mono" w:cs="Cascadia Mono"/>
+          <w:color w:val="0000FF"/>
+          <w:kern w:val="0"/>
+          <w:sz w:val="18"/>
+          <w:szCs w:val="18"/>
+          <w:lang w:val="en-BE" w:eastAsia="en-BE"/>
+          <w14:ligatures w14:val="none"/>
+        </w:rPr>
+        <w:t>int</w:t>
+      </w:r>
+      <w:r>
+        <w:rPr>
+          <w:rFonts w:ascii="Cascadia Mono" w:eastAsia="Times New Roman" w:hAnsi="Cascadia Mono" w:cs="Cascadia Mono"/>
+          <w:color w:val="000000"/>
+          <w:kern w:val="0"/>
+          <w:sz w:val="18"/>
+          <w:szCs w:val="18"/>
+          <w:lang w:val="en-BE" w:eastAsia="en-BE"/>
+          <w14:ligatures w14:val="none"/>
+        </w:rPr>
+        <w:t xml:space="preserve"> </w:t>
+      </w:r>
+      <w:proofErr w:type="spellStart"/>
+      <w:r>
+        <w:rPr>
+          <w:rFonts w:ascii="Cascadia Mono" w:eastAsia="Times New Roman" w:hAnsi="Cascadia Mono" w:cs="Cascadia Mono"/>
+          <w:color w:val="000000"/>
+          <w:kern w:val="0"/>
+          <w:sz w:val="18"/>
+          <w:szCs w:val="18"/>
+          <w:lang w:val="en-BE" w:eastAsia="en-BE"/>
+          <w14:ligatures w14:val="none"/>
+        </w:rPr>
+        <w:t>i</w:t>
+      </w:r>
+      <w:proofErr w:type="spellEnd"/>
+      <w:r>
+        <w:rPr>
+          <w:rFonts w:ascii="Cascadia Mono" w:eastAsia="Times New Roman" w:hAnsi="Cascadia Mono" w:cs="Cascadia Mono"/>
+          <w:color w:val="000000"/>
+          <w:kern w:val="0"/>
+          <w:sz w:val="18"/>
+          <w:szCs w:val="18"/>
+          <w:lang w:val="en-BE" w:eastAsia="en-BE"/>
+          <w14:ligatures w14:val="none"/>
+        </w:rPr>
+        <w:t xml:space="preserve"> = 0; </w:t>
+      </w:r>
+      <w:proofErr w:type="spellStart"/>
+      <w:r>
+        <w:rPr>
+          <w:rFonts w:ascii="Cascadia Mono" w:eastAsia="Times New Roman" w:hAnsi="Cascadia Mono" w:cs="Cascadia Mono"/>
+          <w:color w:val="000000"/>
+          <w:kern w:val="0"/>
+          <w:sz w:val="18"/>
+          <w:szCs w:val="18"/>
+          <w:lang w:val="en-BE" w:eastAsia="en-BE"/>
+          <w14:ligatures w14:val="none"/>
+        </w:rPr>
+        <w:t>i</w:t>
+      </w:r>
+      <w:proofErr w:type="spellEnd"/>
+      <w:r>
+        <w:rPr>
+          <w:rFonts w:ascii="Cascadia Mono" w:eastAsia="Times New Roman" w:hAnsi="Cascadia Mono" w:cs="Cascadia Mono"/>
+          <w:color w:val="000000"/>
+          <w:kern w:val="0"/>
+          <w:sz w:val="18"/>
+          <w:szCs w:val="18"/>
+          <w:lang w:val="en-BE" w:eastAsia="en-BE"/>
+          <w14:ligatures w14:val="none"/>
+        </w:rPr>
+        <w:t xml:space="preserve"> &lt; </w:t>
+      </w:r>
+      <w:proofErr w:type="spellStart"/>
+      <w:r>
+        <w:rPr>
+          <w:rFonts w:ascii="Cascadia Mono" w:eastAsia="Times New Roman" w:hAnsi="Cascadia Mono" w:cs="Cascadia Mono"/>
+          <w:color w:val="000000"/>
+          <w:kern w:val="0"/>
+          <w:sz w:val="18"/>
+          <w:szCs w:val="18"/>
+          <w:lang w:val="en-BE" w:eastAsia="en-BE"/>
+          <w14:ligatures w14:val="none"/>
+        </w:rPr>
+        <w:t>numVertex</w:t>
+      </w:r>
+      <w:proofErr w:type="spellEnd"/>
+      <w:r>
+        <w:rPr>
+          <w:rFonts w:ascii="Cascadia Mono" w:eastAsia="Times New Roman" w:hAnsi="Cascadia Mono" w:cs="Cascadia Mono"/>
+          <w:color w:val="000000"/>
+          <w:kern w:val="0"/>
+          <w:sz w:val="18"/>
+          <w:szCs w:val="18"/>
+          <w:lang w:val="en-BE" w:eastAsia="en-BE"/>
+          <w14:ligatures w14:val="none"/>
+        </w:rPr>
+        <w:t xml:space="preserve">; </w:t>
+      </w:r>
+      <w:proofErr w:type="spellStart"/>
+      <w:r>
+        <w:rPr>
+          <w:rFonts w:ascii="Cascadia Mono" w:eastAsia="Times New Roman" w:hAnsi="Cascadia Mono" w:cs="Cascadia Mono"/>
+          <w:color w:val="000000"/>
+          <w:kern w:val="0"/>
+          <w:sz w:val="18"/>
+          <w:szCs w:val="18"/>
+          <w:lang w:val="en-BE" w:eastAsia="en-BE"/>
+          <w14:ligatures w14:val="none"/>
+        </w:rPr>
+        <w:t>i</w:t>
+      </w:r>
+      <w:proofErr w:type="spellEnd"/>
+      <w:r>
+        <w:rPr>
+          <w:rFonts w:ascii="Cascadia Mono" w:eastAsia="Times New Roman" w:hAnsi="Cascadia Mono" w:cs="Cascadia Mono"/>
+          <w:color w:val="000000"/>
+          <w:kern w:val="0"/>
+          <w:sz w:val="18"/>
+          <w:szCs w:val="18"/>
+          <w:lang w:val="en-BE" w:eastAsia="en-BE"/>
+          <w14:ligatures w14:val="none"/>
+        </w:rPr>
+        <w:t>++) {</w:t>
+      </w:r>
+    </w:p>
+    <w:p>
+      <w:pPr>
+        <w:tabs>
+          <w:tab w:val="left" w:pos="916"/>
+          <w:tab w:val="left" w:pos="1832"/>
+          <w:tab w:val="left" w:pos="2748"/>
+          <w:tab w:val="left" w:pos="3664"/>
+          <w:tab w:val="left" w:pos="4580"/>
+          <w:tab w:val="left" w:pos="5496"/>
+          <w:tab w:val="left" w:pos="6412"/>
+          <w:tab w:val="left" w:pos="7328"/>
+          <w:tab w:val="left" w:pos="8244"/>
+          <w:tab w:val="left" w:pos="9160"/>
+          <w:tab w:val="left" w:pos="10076"/>
+          <w:tab w:val="left" w:pos="10992"/>
+          <w:tab w:val="left" w:pos="11908"/>
+          <w:tab w:val="left" w:pos="12824"/>
+          <w:tab w:val="left" w:pos="13740"/>
+          <w:tab w:val="left" w:pos="14656"/>
+        </w:tabs>
+        <w:spacing w:after="0" w:line="240" w:lineRule="auto"/>
+        <w:rPr>
+          <w:rFonts w:ascii="Cascadia Mono" w:eastAsia="Times New Roman" w:hAnsi="Cascadia Mono" w:cs="Cascadia Mono"/>
+          <w:color w:val="000000"/>
+          <w:kern w:val="0"/>
+          <w:sz w:val="18"/>
+          <w:szCs w:val="18"/>
+          <w:lang w:val="en-BE" w:eastAsia="en-BE"/>
+          <w14:ligatures w14:val="none"/>
+        </w:rPr>
+      </w:pPr>
+      <w:r>
+        <w:rPr>
+          <w:rFonts w:ascii="Cascadia Mono" w:eastAsia="Times New Roman" w:hAnsi="Cascadia Mono" w:cs="Cascadia Mono"/>
+          <w:color w:val="000000"/>
+          <w:kern w:val="0"/>
+          <w:sz w:val="18"/>
+          <w:szCs w:val="18"/>
+          <w:lang w:val="en-BE" w:eastAsia="en-BE"/>
+          <w14:ligatures w14:val="none"/>
+        </w:rPr>
+        <w:tab/>
+      </w:r>
+      <w:r>
+        <w:rPr>
+          <w:rFonts w:ascii="Cascadia Mono" w:eastAsia="Times New Roman" w:hAnsi="Cascadia Mono" w:cs="Cascadia Mono"/>
+          <w:color w:val="000000"/>
+          <w:kern w:val="0"/>
+          <w:sz w:val="18"/>
+          <w:szCs w:val="18"/>
+          <w:lang w:val="en-BE" w:eastAsia="en-BE"/>
+          <w14:ligatures w14:val="none"/>
+        </w:rPr>
+        <w:tab/>
+      </w:r>
+      <w:r>
+        <w:rPr>
+          <w:rFonts w:ascii="Cascadia Mono" w:eastAsia="Times New Roman" w:hAnsi="Cascadia Mono" w:cs="Cascadia Mono"/>
+          <w:color w:val="0000FF"/>
+          <w:kern w:val="0"/>
+          <w:sz w:val="18"/>
+          <w:szCs w:val="18"/>
+          <w:lang w:val="en-BE" w:eastAsia="en-BE"/>
+          <w14:ligatures w14:val="none"/>
+        </w:rPr>
+        <w:t>if</w:t>
+      </w:r>
+      <w:r>
+        <w:rPr>
+          <w:rFonts w:ascii="Cascadia Mono" w:eastAsia="Times New Roman" w:hAnsi="Cascadia Mono" w:cs="Cascadia Mono"/>
+          <w:color w:val="000000"/>
+          <w:kern w:val="0"/>
+          <w:sz w:val="18"/>
+          <w:szCs w:val="18"/>
+          <w:lang w:val="en-BE" w:eastAsia="en-BE"/>
+          <w14:ligatures w14:val="none"/>
+        </w:rPr>
+        <w:t xml:space="preserve"> (</w:t>
+      </w:r>
+      <w:proofErr w:type="spellStart"/>
+      <w:proofErr w:type="gramStart"/>
+      <w:r>
+        <w:rPr>
+          <w:rFonts w:ascii="Cascadia Mono" w:eastAsia="Times New Roman" w:hAnsi="Cascadia Mono" w:cs="Cascadia Mono"/>
+          <w:color w:val="000000"/>
+          <w:kern w:val="0"/>
+          <w:sz w:val="18"/>
+          <w:szCs w:val="18"/>
+          <w:lang w:val="en-BE" w:eastAsia="en-BE"/>
+          <w14:ligatures w14:val="none"/>
+        </w:rPr>
+        <w:t>i</w:t>
+      </w:r>
+      <w:proofErr w:type="spellEnd"/>
+      <w:r>
+        <w:rPr>
+          <w:rFonts w:ascii="Cascadia Mono" w:eastAsia="Times New Roman" w:hAnsi="Cascadia Mono" w:cs="Cascadia Mono"/>
+          <w:color w:val="000000"/>
+          <w:kern w:val="0"/>
+          <w:sz w:val="18"/>
+          <w:szCs w:val="18"/>
+          <w:lang w:val="en-BE" w:eastAsia="en-BE"/>
+          <w14:ligatures w14:val="none"/>
+        </w:rPr>
+        <w:t xml:space="preserve"> !</w:t>
+      </w:r>
+      <w:proofErr w:type="gramEnd"/>
+      <w:r>
+        <w:rPr>
+          <w:rFonts w:ascii="Cascadia Mono" w:eastAsia="Times New Roman" w:hAnsi="Cascadia Mono" w:cs="Cascadia Mono"/>
+          <w:color w:val="000000"/>
+          <w:kern w:val="0"/>
+          <w:sz w:val="18"/>
+          <w:szCs w:val="18"/>
+          <w:lang w:val="en-BE" w:eastAsia="en-BE"/>
+          <w14:ligatures w14:val="none"/>
+        </w:rPr>
+        <w:t xml:space="preserve">= </w:t>
+      </w:r>
+      <w:r>
+        <w:rPr>
+          <w:rFonts w:ascii="Cascadia Mono" w:eastAsia="Times New Roman" w:hAnsi="Cascadia Mono" w:cs="Cascadia Mono"/>
+          <w:color w:val="808080"/>
+          <w:kern w:val="0"/>
+          <w:sz w:val="18"/>
+          <w:szCs w:val="18"/>
+          <w:lang w:val="en-BE" w:eastAsia="en-BE"/>
+          <w14:ligatures w14:val="none"/>
+        </w:rPr>
+        <w:t>v</w:t>
+      </w:r>
+      <w:r>
+        <w:rPr>
+          <w:rFonts w:ascii="Cascadia Mono" w:eastAsia="Times New Roman" w:hAnsi="Cascadia Mono" w:cs="Cascadia Mono"/>
+          <w:color w:val="000000"/>
+          <w:kern w:val="0"/>
+          <w:sz w:val="18"/>
+          <w:szCs w:val="18"/>
+          <w:lang w:val="en-BE" w:eastAsia="en-BE"/>
+          <w14:ligatures w14:val="none"/>
+        </w:rPr>
+        <w:t xml:space="preserve">) </w:t>
+      </w:r>
+      <w:r>
+        <w:rPr>
+          <w:rFonts w:ascii="Cascadia Mono" w:eastAsia="Times New Roman" w:hAnsi="Cascadia Mono" w:cs="Cascadia Mono"/>
+          <w:color w:val="008000"/>
+          <w:kern w:val="0"/>
+          <w:sz w:val="18"/>
+          <w:szCs w:val="18"/>
+          <w:lang w:val="en-BE" w:eastAsia="en-BE"/>
+          <w14:ligatures w14:val="none"/>
+        </w:rPr>
+        <w:t>//se e' v non fa nulla</w:t>
+      </w:r>
+    </w:p>
+    <w:p>
+      <w:pPr>
+        <w:tabs>
+          <w:tab w:val="left" w:pos="916"/>
+          <w:tab w:val="left" w:pos="1832"/>
+          <w:tab w:val="left" w:pos="2748"/>
+          <w:tab w:val="left" w:pos="3664"/>
+          <w:tab w:val="left" w:pos="4580"/>
+          <w:tab w:val="left" w:pos="5496"/>
+          <w:tab w:val="left" w:pos="6412"/>
+          <w:tab w:val="left" w:pos="7328"/>
+          <w:tab w:val="left" w:pos="8244"/>
+          <w:tab w:val="left" w:pos="9160"/>
+          <w:tab w:val="left" w:pos="10076"/>
+          <w:tab w:val="left" w:pos="10992"/>
+          <w:tab w:val="left" w:pos="11908"/>
+          <w:tab w:val="left" w:pos="12824"/>
+          <w:tab w:val="left" w:pos="13740"/>
+          <w:tab w:val="left" w:pos="14656"/>
+        </w:tabs>
+        <w:spacing w:after="0" w:line="240" w:lineRule="auto"/>
+        <w:rPr>
+          <w:rFonts w:ascii="Cascadia Mono" w:eastAsia="Times New Roman" w:hAnsi="Cascadia Mono" w:cs="Cascadia Mono"/>
+          <w:color w:val="000000"/>
+          <w:kern w:val="0"/>
+          <w:sz w:val="18"/>
+          <w:szCs w:val="18"/>
+          <w:lang w:val="en-BE" w:eastAsia="en-BE"/>
+          <w14:ligatures w14:val="none"/>
+        </w:rPr>
+      </w:pPr>
+      <w:r>
+        <w:rPr>
+          <w:rFonts w:ascii="Cascadia Mono" w:eastAsia="Times New Roman" w:hAnsi="Cascadia Mono" w:cs="Cascadia Mono"/>
+          <w:color w:val="000000"/>
+          <w:kern w:val="0"/>
+          <w:sz w:val="18"/>
+          <w:szCs w:val="18"/>
+          <w:lang w:val="en-BE" w:eastAsia="en-BE"/>
+          <w14:ligatures w14:val="none"/>
+        </w:rPr>
+        <w:tab/>
+      </w:r>
+      <w:r>
+        <w:rPr>
+          <w:rFonts w:ascii="Cascadia Mono" w:eastAsia="Times New Roman" w:hAnsi="Cascadia Mono" w:cs="Cascadia Mono"/>
+          <w:color w:val="000000"/>
+          <w:kern w:val="0"/>
+          <w:sz w:val="18"/>
+          <w:szCs w:val="18"/>
+          <w:lang w:val="en-BE" w:eastAsia="en-BE"/>
+          <w14:ligatures w14:val="none"/>
+        </w:rPr>
+        <w:tab/>
+        <w:t>{</w:t>
+      </w:r>
+    </w:p>
+    <w:p>
+      <w:pPr>
+        <w:tabs>
+          <w:tab w:val="left" w:pos="916"/>
+          <w:tab w:val="left" w:pos="1832"/>
+          <w:tab w:val="left" w:pos="2748"/>
+          <w:tab w:val="left" w:pos="3664"/>
+          <w:tab w:val="left" w:pos="4580"/>
+          <w:tab w:val="left" w:pos="5496"/>
+          <w:tab w:val="left" w:pos="6412"/>
+          <w:tab w:val="left" w:pos="7328"/>
+          <w:tab w:val="left" w:pos="8244"/>
+          <w:tab w:val="left" w:pos="9160"/>
+          <w:tab w:val="left" w:pos="10076"/>
+          <w:tab w:val="left" w:pos="10992"/>
+          <w:tab w:val="left" w:pos="11908"/>
+          <w:tab w:val="left" w:pos="12824"/>
+          <w:tab w:val="left" w:pos="13740"/>
+          <w:tab w:val="left" w:pos="14656"/>
+        </w:tabs>
+        <w:spacing w:after="0" w:line="240" w:lineRule="auto"/>
+        <w:rPr>
+          <w:rFonts w:ascii="Cascadia Mono" w:eastAsia="Times New Roman" w:hAnsi="Cascadia Mono" w:cs="Cascadia Mono"/>
+          <w:color w:val="000000"/>
+          <w:kern w:val="0"/>
+          <w:sz w:val="18"/>
+          <w:szCs w:val="18"/>
+          <w:lang w:val="en-BE" w:eastAsia="en-BE"/>
+          <w14:ligatures w14:val="none"/>
+        </w:rPr>
+      </w:pPr>
+      <w:r>
+        <w:rPr>
+          <w:rFonts w:ascii="Cascadia Mono" w:eastAsia="Times New Roman" w:hAnsi="Cascadia Mono" w:cs="Cascadia Mono"/>
+          <w:color w:val="000000"/>
+          <w:kern w:val="0"/>
+          <w:sz w:val="18"/>
+          <w:szCs w:val="18"/>
+          <w:lang w:val="en-BE" w:eastAsia="en-BE"/>
+          <w14:ligatures w14:val="none"/>
+        </w:rPr>
+        <w:tab/>
+      </w:r>
+      <w:r>
+        <w:rPr>
+          <w:rFonts w:ascii="Cascadia Mono" w:eastAsia="Times New Roman" w:hAnsi="Cascadia Mono" w:cs="Cascadia Mono"/>
+          <w:color w:val="000000"/>
+          <w:kern w:val="0"/>
+          <w:sz w:val="18"/>
+          <w:szCs w:val="18"/>
+          <w:lang w:val="en-BE" w:eastAsia="en-BE"/>
+          <w14:ligatures w14:val="none"/>
+        </w:rPr>
+        <w:tab/>
+      </w:r>
+      <w:r>
+        <w:rPr>
+          <w:rFonts w:ascii="Cascadia Mono" w:eastAsia="Times New Roman" w:hAnsi="Cascadia Mono" w:cs="Cascadia Mono"/>
+          <w:color w:val="000000"/>
+          <w:kern w:val="0"/>
+          <w:sz w:val="18"/>
+          <w:szCs w:val="18"/>
+          <w:lang w:val="en-BE" w:eastAsia="en-BE"/>
+          <w14:ligatures w14:val="none"/>
+        </w:rPr>
+        <w:tab/>
+      </w:r>
+      <w:r>
+        <w:rPr>
+          <w:rFonts w:ascii="Cascadia Mono" w:eastAsia="Times New Roman" w:hAnsi="Cascadia Mono" w:cs="Cascadia Mono"/>
+          <w:color w:val="0000FF"/>
+          <w:kern w:val="0"/>
+          <w:sz w:val="18"/>
+          <w:szCs w:val="18"/>
+          <w:lang w:val="en-BE" w:eastAsia="en-BE"/>
+          <w14:ligatures w14:val="none"/>
+        </w:rPr>
+        <w:t>if</w:t>
+      </w:r>
+      <w:r>
+        <w:rPr>
+          <w:rFonts w:ascii="Cascadia Mono" w:eastAsia="Times New Roman" w:hAnsi="Cascadia Mono" w:cs="Cascadia Mono"/>
+          <w:color w:val="000000"/>
+          <w:kern w:val="0"/>
+          <w:sz w:val="18"/>
+          <w:szCs w:val="18"/>
+          <w:lang w:val="en-BE" w:eastAsia="en-BE"/>
+          <w14:ligatures w14:val="none"/>
+        </w:rPr>
+        <w:t xml:space="preserve"> (</w:t>
+      </w:r>
+      <w:proofErr w:type="spellStart"/>
+      <w:proofErr w:type="gramStart"/>
+      <w:r>
+        <w:rPr>
+          <w:rFonts w:ascii="Cascadia Mono" w:eastAsia="Times New Roman" w:hAnsi="Cascadia Mono" w:cs="Cascadia Mono"/>
+          <w:color w:val="000000"/>
+          <w:kern w:val="0"/>
+          <w:sz w:val="18"/>
+          <w:szCs w:val="18"/>
+          <w:lang w:val="en-BE" w:eastAsia="en-BE"/>
+          <w14:ligatures w14:val="none"/>
+        </w:rPr>
+        <w:t>isEdge</w:t>
+      </w:r>
+      <w:proofErr w:type="spellEnd"/>
+      <w:r>
+        <w:rPr>
+          <w:rFonts w:ascii="Cascadia Mono" w:eastAsia="Times New Roman" w:hAnsi="Cascadia Mono" w:cs="Cascadia Mono"/>
+          <w:color w:val="000000"/>
+          <w:kern w:val="0"/>
+          <w:sz w:val="18"/>
+          <w:szCs w:val="18"/>
+          <w:lang w:val="en-BE" w:eastAsia="en-BE"/>
+          <w14:ligatures w14:val="none"/>
+        </w:rPr>
+        <w:t>(</w:t>
+      </w:r>
+      <w:proofErr w:type="spellStart"/>
+      <w:proofErr w:type="gramEnd"/>
+      <w:r>
+        <w:rPr>
+          <w:rFonts w:ascii="Cascadia Mono" w:eastAsia="Times New Roman" w:hAnsi="Cascadia Mono" w:cs="Cascadia Mono"/>
+          <w:color w:val="000000"/>
+          <w:kern w:val="0"/>
+          <w:sz w:val="18"/>
+          <w:szCs w:val="18"/>
+          <w:lang w:val="en-BE" w:eastAsia="en-BE"/>
+          <w14:ligatures w14:val="none"/>
+        </w:rPr>
+        <w:t>i</w:t>
+      </w:r>
+      <w:proofErr w:type="spellEnd"/>
+      <w:r>
+        <w:rPr>
+          <w:rFonts w:ascii="Cascadia Mono" w:eastAsia="Times New Roman" w:hAnsi="Cascadia Mono" w:cs="Cascadia Mono"/>
+          <w:color w:val="000000"/>
+          <w:kern w:val="0"/>
+          <w:sz w:val="18"/>
+          <w:szCs w:val="18"/>
+          <w:lang w:val="en-BE" w:eastAsia="en-BE"/>
+          <w14:ligatures w14:val="none"/>
+        </w:rPr>
+        <w:t xml:space="preserve">, </w:t>
+      </w:r>
+      <w:r>
+        <w:rPr>
+          <w:rFonts w:ascii="Cascadia Mono" w:eastAsia="Times New Roman" w:hAnsi="Cascadia Mono" w:cs="Cascadia Mono"/>
+          <w:color w:val="808080"/>
+          <w:kern w:val="0"/>
+          <w:sz w:val="18"/>
+          <w:szCs w:val="18"/>
+          <w:lang w:val="en-BE" w:eastAsia="en-BE"/>
+          <w14:ligatures w14:val="none"/>
+        </w:rPr>
+        <w:t>v</w:t>
+      </w:r>
+      <w:r>
+        <w:rPr>
+          <w:rFonts w:ascii="Cascadia Mono" w:eastAsia="Times New Roman" w:hAnsi="Cascadia Mono" w:cs="Cascadia Mono"/>
+          <w:color w:val="000000"/>
+          <w:kern w:val="0"/>
+          <w:sz w:val="18"/>
+          <w:szCs w:val="18"/>
+          <w:lang w:val="en-BE" w:eastAsia="en-BE"/>
+          <w14:ligatures w14:val="none"/>
+        </w:rPr>
+        <w:t>))</w:t>
+      </w:r>
+    </w:p>
+    <w:p>
+      <w:pPr>
+        <w:tabs>
+          <w:tab w:val="left" w:pos="916"/>
+          <w:tab w:val="left" w:pos="1832"/>
+          <w:tab w:val="left" w:pos="2748"/>
+          <w:tab w:val="left" w:pos="3664"/>
+          <w:tab w:val="left" w:pos="4580"/>
+          <w:tab w:val="left" w:pos="5496"/>
+          <w:tab w:val="left" w:pos="6412"/>
+          <w:tab w:val="left" w:pos="7328"/>
+          <w:tab w:val="left" w:pos="8244"/>
+          <w:tab w:val="left" w:pos="9160"/>
+          <w:tab w:val="left" w:pos="10076"/>
+          <w:tab w:val="left" w:pos="10992"/>
+          <w:tab w:val="left" w:pos="11908"/>
+          <w:tab w:val="left" w:pos="12824"/>
+          <w:tab w:val="left" w:pos="13740"/>
+          <w:tab w:val="left" w:pos="14656"/>
+        </w:tabs>
+        <w:spacing w:after="0" w:line="240" w:lineRule="auto"/>
+        <w:rPr>
+          <w:rFonts w:ascii="Cascadia Mono" w:eastAsia="Times New Roman" w:hAnsi="Cascadia Mono" w:cs="Cascadia Mono"/>
+          <w:color w:val="000000"/>
+          <w:kern w:val="0"/>
+          <w:sz w:val="18"/>
+          <w:szCs w:val="18"/>
+          <w:lang w:val="en-BE" w:eastAsia="en-BE"/>
+          <w14:ligatures w14:val="none"/>
+        </w:rPr>
+      </w:pPr>
+      <w:r>
+        <w:rPr>
+          <w:rFonts w:ascii="Cascadia Mono" w:eastAsia="Times New Roman" w:hAnsi="Cascadia Mono" w:cs="Cascadia Mono"/>
+          <w:color w:val="000000"/>
+          <w:kern w:val="0"/>
+          <w:sz w:val="18"/>
+          <w:szCs w:val="18"/>
+          <w:lang w:val="en-BE" w:eastAsia="en-BE"/>
+          <w14:ligatures w14:val="none"/>
+        </w:rPr>
+        <w:tab/>
+      </w:r>
+      <w:r>
+        <w:rPr>
+          <w:rFonts w:ascii="Cascadia Mono" w:eastAsia="Times New Roman" w:hAnsi="Cascadia Mono" w:cs="Cascadia Mono"/>
+          <w:color w:val="000000"/>
+          <w:kern w:val="0"/>
+          <w:sz w:val="18"/>
+          <w:szCs w:val="18"/>
+          <w:lang w:val="en-BE" w:eastAsia="en-BE"/>
+          <w14:ligatures w14:val="none"/>
+        </w:rPr>
+        <w:tab/>
+      </w:r>
+      <w:r>
+        <w:rPr>
+          <w:rFonts w:ascii="Cascadia Mono" w:eastAsia="Times New Roman" w:hAnsi="Cascadia Mono" w:cs="Cascadia Mono"/>
+          <w:color w:val="000000"/>
+          <w:kern w:val="0"/>
+          <w:sz w:val="18"/>
+          <w:szCs w:val="18"/>
+          <w:lang w:val="en-BE" w:eastAsia="en-BE"/>
+          <w14:ligatures w14:val="none"/>
+        </w:rPr>
+        <w:tab/>
+      </w:r>
+      <w:r>
+        <w:rPr>
+          <w:rFonts w:ascii="Cascadia Mono" w:eastAsia="Times New Roman" w:hAnsi="Cascadia Mono" w:cs="Cascadia Mono"/>
+          <w:color w:val="000000"/>
+          <w:kern w:val="0"/>
+          <w:sz w:val="18"/>
+          <w:szCs w:val="18"/>
+          <w:lang w:val="en-BE" w:eastAsia="en-BE"/>
+          <w14:ligatures w14:val="none"/>
+        </w:rPr>
+        <w:tab/>
+      </w:r>
+      <w:proofErr w:type="spellStart"/>
+      <w:proofErr w:type="gramStart"/>
+      <w:r>
+        <w:rPr>
+          <w:rFonts w:ascii="Cascadia Mono" w:eastAsia="Times New Roman" w:hAnsi="Cascadia Mono" w:cs="Cascadia Mono"/>
+          <w:color w:val="000000"/>
+          <w:kern w:val="0"/>
+          <w:sz w:val="18"/>
+          <w:szCs w:val="18"/>
+          <w:lang w:val="en-BE" w:eastAsia="en-BE"/>
+          <w14:ligatures w14:val="none"/>
+        </w:rPr>
+        <w:t>delEdge</w:t>
+      </w:r>
+      <w:proofErr w:type="spellEnd"/>
+      <w:r>
+        <w:rPr>
+          <w:rFonts w:ascii="Cascadia Mono" w:eastAsia="Times New Roman" w:hAnsi="Cascadia Mono" w:cs="Cascadia Mono"/>
+          <w:color w:val="000000"/>
+          <w:kern w:val="0"/>
+          <w:sz w:val="18"/>
+          <w:szCs w:val="18"/>
+          <w:lang w:val="en-BE" w:eastAsia="en-BE"/>
+          <w14:ligatures w14:val="none"/>
+        </w:rPr>
+        <w:t>(</w:t>
+      </w:r>
+      <w:proofErr w:type="spellStart"/>
+      <w:proofErr w:type="gramEnd"/>
+      <w:r>
+        <w:rPr>
+          <w:rFonts w:ascii="Cascadia Mono" w:eastAsia="Times New Roman" w:hAnsi="Cascadia Mono" w:cs="Cascadia Mono"/>
+          <w:color w:val="000000"/>
+          <w:kern w:val="0"/>
+          <w:sz w:val="18"/>
+          <w:szCs w:val="18"/>
+          <w:lang w:val="en-BE" w:eastAsia="en-BE"/>
+          <w14:ligatures w14:val="none"/>
+        </w:rPr>
+        <w:t>i</w:t>
+      </w:r>
+      <w:proofErr w:type="spellEnd"/>
+      <w:r>
+        <w:rPr>
+          <w:rFonts w:ascii="Cascadia Mono" w:eastAsia="Times New Roman" w:hAnsi="Cascadia Mono" w:cs="Cascadia Mono"/>
+          <w:color w:val="000000"/>
+          <w:kern w:val="0"/>
+          <w:sz w:val="18"/>
+          <w:szCs w:val="18"/>
+          <w:lang w:val="en-BE" w:eastAsia="en-BE"/>
+          <w14:ligatures w14:val="none"/>
+        </w:rPr>
+        <w:t xml:space="preserve">, </w:t>
+      </w:r>
+      <w:r>
+        <w:rPr>
+          <w:rFonts w:ascii="Cascadia Mono" w:eastAsia="Times New Roman" w:hAnsi="Cascadia Mono" w:cs="Cascadia Mono"/>
+          <w:color w:val="808080"/>
+          <w:kern w:val="0"/>
+          <w:sz w:val="18"/>
+          <w:szCs w:val="18"/>
+          <w:lang w:val="en-BE" w:eastAsia="en-BE"/>
+          <w14:ligatures w14:val="none"/>
+        </w:rPr>
+        <w:t>v</w:t>
+      </w:r>
+      <w:r>
+        <w:rPr>
+          <w:rFonts w:ascii="Cascadia Mono" w:eastAsia="Times New Roman" w:hAnsi="Cascadia Mono" w:cs="Cascadia Mono"/>
+          <w:color w:val="000000"/>
+          <w:kern w:val="0"/>
+          <w:sz w:val="18"/>
+          <w:szCs w:val="18"/>
+          <w:lang w:val="en-BE" w:eastAsia="en-BE"/>
+          <w14:ligatures w14:val="none"/>
+        </w:rPr>
+        <w:t>);</w:t>
+      </w:r>
+    </w:p>
+    <w:p>
+      <w:pPr>
+        <w:tabs>
+          <w:tab w:val="left" w:pos="916"/>
+          <w:tab w:val="left" w:pos="1832"/>
+          <w:tab w:val="left" w:pos="2748"/>
+          <w:tab w:val="left" w:pos="3664"/>
+          <w:tab w:val="left" w:pos="4580"/>
+          <w:tab w:val="left" w:pos="5496"/>
+          <w:tab w:val="left" w:pos="6412"/>
+          <w:tab w:val="left" w:pos="7328"/>
+          <w:tab w:val="left" w:pos="8244"/>
+          <w:tab w:val="left" w:pos="9160"/>
+          <w:tab w:val="left" w:pos="10076"/>
+          <w:tab w:val="left" w:pos="10992"/>
+          <w:tab w:val="left" w:pos="11908"/>
+          <w:tab w:val="left" w:pos="12824"/>
+          <w:tab w:val="left" w:pos="13740"/>
+          <w:tab w:val="left" w:pos="14656"/>
+        </w:tabs>
+        <w:spacing w:after="0" w:line="240" w:lineRule="auto"/>
+        <w:rPr>
+          <w:rFonts w:ascii="Cascadia Mono" w:eastAsia="Times New Roman" w:hAnsi="Cascadia Mono" w:cs="Cascadia Mono"/>
+          <w:color w:val="000000"/>
+          <w:kern w:val="0"/>
+          <w:sz w:val="18"/>
+          <w:szCs w:val="18"/>
+          <w:lang w:val="en-BE" w:eastAsia="en-BE"/>
+          <w14:ligatures w14:val="none"/>
+        </w:rPr>
+      </w:pPr>
+      <w:r>
+        <w:rPr>
+          <w:rFonts w:ascii="Cascadia Mono" w:eastAsia="Times New Roman" w:hAnsi="Cascadia Mono" w:cs="Cascadia Mono"/>
+          <w:color w:val="000000"/>
+          <w:kern w:val="0"/>
+          <w:sz w:val="18"/>
+          <w:szCs w:val="18"/>
+          <w:lang w:val="en-BE" w:eastAsia="en-BE"/>
+          <w14:ligatures w14:val="none"/>
+        </w:rPr>
+        <w:tab/>
+      </w:r>
+      <w:r>
+        <w:rPr>
+          <w:rFonts w:ascii="Cascadia Mono" w:eastAsia="Times New Roman" w:hAnsi="Cascadia Mono" w:cs="Cascadia Mono"/>
+          <w:color w:val="000000"/>
+          <w:kern w:val="0"/>
+          <w:sz w:val="18"/>
+          <w:szCs w:val="18"/>
+          <w:lang w:val="en-BE" w:eastAsia="en-BE"/>
+          <w14:ligatures w14:val="none"/>
+        </w:rPr>
+        <w:tab/>
+        <w:t>}</w:t>
+      </w:r>
+    </w:p>
+    <w:p>
+      <w:pPr>
+        <w:tabs>
+          <w:tab w:val="left" w:pos="916"/>
+          <w:tab w:val="left" w:pos="1832"/>
+          <w:tab w:val="left" w:pos="2748"/>
+          <w:tab w:val="left" w:pos="3664"/>
+          <w:tab w:val="left" w:pos="4580"/>
+          <w:tab w:val="left" w:pos="5496"/>
+          <w:tab w:val="left" w:pos="6412"/>
+          <w:tab w:val="left" w:pos="7328"/>
+          <w:tab w:val="left" w:pos="8244"/>
+          <w:tab w:val="left" w:pos="9160"/>
+          <w:tab w:val="left" w:pos="10076"/>
+          <w:tab w:val="left" w:pos="10992"/>
+          <w:tab w:val="left" w:pos="11908"/>
+          <w:tab w:val="left" w:pos="12824"/>
+          <w:tab w:val="left" w:pos="13740"/>
+          <w:tab w:val="left" w:pos="14656"/>
+        </w:tabs>
+        <w:spacing w:after="0" w:line="240" w:lineRule="auto"/>
+        <w:rPr>
+          <w:rFonts w:ascii="Cascadia Mono" w:eastAsia="Times New Roman" w:hAnsi="Cascadia Mono" w:cs="Cascadia Mono"/>
+          <w:color w:val="000000"/>
+          <w:kern w:val="0"/>
+          <w:sz w:val="18"/>
+          <w:szCs w:val="18"/>
+          <w:lang w:val="en-BE" w:eastAsia="en-BE"/>
+          <w14:ligatures w14:val="none"/>
+        </w:rPr>
+      </w:pPr>
+      <w:r>
+        <w:rPr>
+          <w:rFonts w:ascii="Cascadia Mono" w:eastAsia="Times New Roman" w:hAnsi="Cascadia Mono" w:cs="Cascadia Mono"/>
+          <w:color w:val="000000"/>
+          <w:kern w:val="0"/>
+          <w:sz w:val="18"/>
+          <w:szCs w:val="18"/>
+          <w:lang w:val="en-BE" w:eastAsia="en-BE"/>
+          <w14:ligatures w14:val="none"/>
+        </w:rPr>
+        <w:tab/>
+        <w:t>}</w:t>
+      </w:r>
+    </w:p>
+    <w:p>
+      <w:pPr>
+        <w:tabs>
+          <w:tab w:val="left" w:pos="916"/>
+          <w:tab w:val="left" w:pos="1832"/>
+          <w:tab w:val="left" w:pos="2748"/>
+          <w:tab w:val="left" w:pos="3664"/>
+          <w:tab w:val="left" w:pos="4580"/>
+          <w:tab w:val="left" w:pos="5496"/>
+          <w:tab w:val="left" w:pos="6412"/>
+          <w:tab w:val="left" w:pos="7328"/>
+          <w:tab w:val="left" w:pos="8244"/>
+          <w:tab w:val="left" w:pos="9160"/>
+          <w:tab w:val="left" w:pos="10076"/>
+          <w:tab w:val="left" w:pos="10992"/>
+          <w:tab w:val="left" w:pos="11908"/>
+          <w:tab w:val="left" w:pos="12824"/>
+          <w:tab w:val="left" w:pos="13740"/>
+          <w:tab w:val="left" w:pos="14656"/>
+        </w:tabs>
+        <w:spacing w:after="0" w:line="240" w:lineRule="auto"/>
+        <w:rPr>
+          <w:rFonts w:ascii="Cascadia Mono" w:eastAsia="Times New Roman" w:hAnsi="Cascadia Mono" w:cs="Cascadia Mono"/>
+          <w:color w:val="000000"/>
+          <w:kern w:val="0"/>
+          <w:sz w:val="18"/>
+          <w:szCs w:val="18"/>
+          <w:lang w:val="en-BE" w:eastAsia="en-BE"/>
+          <w14:ligatures w14:val="none"/>
+        </w:rPr>
+      </w:pPr>
+      <w:r>
+        <w:rPr>
+          <w:rFonts w:ascii="Cascadia Mono" w:eastAsia="Times New Roman" w:hAnsi="Cascadia Mono" w:cs="Cascadia Mono"/>
+          <w:color w:val="000000"/>
+          <w:kern w:val="0"/>
+          <w:sz w:val="18"/>
+          <w:szCs w:val="18"/>
+          <w:lang w:val="en-BE" w:eastAsia="en-BE"/>
+          <w14:ligatures w14:val="none"/>
+        </w:rPr>
+        <w:t>}</w:t>
+      </w:r>
+    </w:p>
+    <w:p>
+      <w:pPr>
+        <w:rPr>
+          <w:lang w:val="it-IT"/>
+        </w:rPr>
+      </w:pPr>
+    </w:p>
+    <w:p>
+      <w:pPr>
+        <w:rPr>
+          <w:lang w:val="it-IT"/>
+        </w:rPr>
+      </w:pPr>
+      <w:r>
+        <w:rPr>
+          <w:lang w:val="it-IT"/>
+        </w:rPr>
+        <w:t xml:space="preserve">2. </w:t>
+      </w:r>
+      <w:r>
+        <w:rPr>
+          <w:u w:val="single"/>
+          <w:lang w:val="it-IT"/>
+        </w:rPr>
+        <w:t>questa lavora esternamente nel main( piu’ significativa)</w:t>
+      </w:r>
+      <w:r>
+        <w:rPr>
+          <w:lang w:val="it-IT"/>
+        </w:rPr>
+        <w:t xml:space="preserve"> </w:t>
+      </w:r>
+    </w:p>
+    <w:p>
+      <w:pPr>
+        <w:tabs>
+          <w:tab w:val="left" w:pos="916"/>
+          <w:tab w:val="left" w:pos="1832"/>
+          <w:tab w:val="left" w:pos="2748"/>
+          <w:tab w:val="left" w:pos="3664"/>
+          <w:tab w:val="left" w:pos="4580"/>
+          <w:tab w:val="left" w:pos="5496"/>
+          <w:tab w:val="left" w:pos="6412"/>
+          <w:tab w:val="left" w:pos="7328"/>
+          <w:tab w:val="left" w:pos="8244"/>
+          <w:tab w:val="left" w:pos="9160"/>
+          <w:tab w:val="left" w:pos="10076"/>
+          <w:tab w:val="left" w:pos="10992"/>
+          <w:tab w:val="left" w:pos="11908"/>
+          <w:tab w:val="left" w:pos="12824"/>
+          <w:tab w:val="left" w:pos="13740"/>
+          <w:tab w:val="left" w:pos="14656"/>
+        </w:tabs>
+        <w:spacing w:after="0" w:line="240" w:lineRule="auto"/>
+        <w:rPr>
+          <w:rFonts w:ascii="Cascadia Mono" w:eastAsia="Times New Roman" w:hAnsi="Cascadia Mono" w:cs="Cascadia Mono"/>
+          <w:color w:val="000000"/>
+          <w:kern w:val="0"/>
+          <w:sz w:val="18"/>
+          <w:szCs w:val="18"/>
+          <w:lang w:val="en-BE" w:eastAsia="en-BE"/>
+          <w14:ligatures w14:val="none"/>
+        </w:rPr>
+      </w:pPr>
+      <w:r>
+        <w:rPr>
+          <w:rFonts w:ascii="Cascadia Mono" w:eastAsia="Times New Roman" w:hAnsi="Cascadia Mono" w:cs="Cascadia Mono"/>
+          <w:color w:val="0000FF"/>
+          <w:kern w:val="0"/>
+          <w:sz w:val="18"/>
+          <w:szCs w:val="18"/>
+          <w:lang w:val="en-BE" w:eastAsia="en-BE"/>
+          <w14:ligatures w14:val="none"/>
+        </w:rPr>
+        <w:t>for</w:t>
+      </w:r>
+      <w:r>
+        <w:rPr>
+          <w:rFonts w:ascii="Cascadia Mono" w:eastAsia="Times New Roman" w:hAnsi="Cascadia Mono" w:cs="Cascadia Mono"/>
+          <w:color w:val="000000"/>
+          <w:kern w:val="0"/>
+          <w:sz w:val="18"/>
+          <w:szCs w:val="18"/>
+          <w:lang w:val="en-BE" w:eastAsia="en-BE"/>
+          <w14:ligatures w14:val="none"/>
+        </w:rPr>
+        <w:t xml:space="preserve"> (</w:t>
+      </w:r>
+      <w:r>
+        <w:rPr>
+          <w:rFonts w:ascii="Cascadia Mono" w:eastAsia="Times New Roman" w:hAnsi="Cascadia Mono" w:cs="Cascadia Mono"/>
+          <w:color w:val="0000FF"/>
+          <w:kern w:val="0"/>
+          <w:sz w:val="18"/>
+          <w:szCs w:val="18"/>
+          <w:lang w:val="en-BE" w:eastAsia="en-BE"/>
+          <w14:ligatures w14:val="none"/>
+        </w:rPr>
+        <w:t>int</w:t>
+      </w:r>
+      <w:r>
+        <w:rPr>
+          <w:rFonts w:ascii="Cascadia Mono" w:eastAsia="Times New Roman" w:hAnsi="Cascadia Mono" w:cs="Cascadia Mono"/>
+          <w:color w:val="000000"/>
+          <w:kern w:val="0"/>
+          <w:sz w:val="18"/>
+          <w:szCs w:val="18"/>
+          <w:lang w:val="en-BE" w:eastAsia="en-BE"/>
+          <w14:ligatures w14:val="none"/>
+        </w:rPr>
+        <w:t xml:space="preserve"> </w:t>
+      </w:r>
+      <w:proofErr w:type="spellStart"/>
+      <w:r>
+        <w:rPr>
+          <w:rFonts w:ascii="Cascadia Mono" w:eastAsia="Times New Roman" w:hAnsi="Cascadia Mono" w:cs="Cascadia Mono"/>
+          <w:color w:val="000000"/>
+          <w:kern w:val="0"/>
+          <w:sz w:val="18"/>
+          <w:szCs w:val="18"/>
+          <w:lang w:val="en-BE" w:eastAsia="en-BE"/>
+          <w14:ligatures w14:val="none"/>
+        </w:rPr>
+        <w:t>i</w:t>
+      </w:r>
+      <w:proofErr w:type="spellEnd"/>
+      <w:r>
+        <w:rPr>
+          <w:rFonts w:ascii="Cascadia Mono" w:eastAsia="Times New Roman" w:hAnsi="Cascadia Mono" w:cs="Cascadia Mono"/>
+          <w:color w:val="000000"/>
+          <w:kern w:val="0"/>
+          <w:sz w:val="18"/>
+          <w:szCs w:val="18"/>
+          <w:lang w:val="en-BE" w:eastAsia="en-BE"/>
+          <w14:ligatures w14:val="none"/>
+        </w:rPr>
+        <w:t xml:space="preserve"> = 0; </w:t>
+      </w:r>
+      <w:proofErr w:type="spellStart"/>
+      <w:r>
+        <w:rPr>
+          <w:rFonts w:ascii="Cascadia Mono" w:eastAsia="Times New Roman" w:hAnsi="Cascadia Mono" w:cs="Cascadia Mono"/>
+          <w:color w:val="000000"/>
+          <w:kern w:val="0"/>
+          <w:sz w:val="18"/>
+          <w:szCs w:val="18"/>
+          <w:lang w:val="en-BE" w:eastAsia="en-BE"/>
+          <w14:ligatures w14:val="none"/>
+        </w:rPr>
+        <w:t>i</w:t>
+      </w:r>
+      <w:proofErr w:type="spellEnd"/>
+      <w:r>
+        <w:rPr>
+          <w:rFonts w:ascii="Cascadia Mono" w:eastAsia="Times New Roman" w:hAnsi="Cascadia Mono" w:cs="Cascadia Mono"/>
+          <w:color w:val="000000"/>
+          <w:kern w:val="0"/>
+          <w:sz w:val="18"/>
+          <w:szCs w:val="18"/>
+          <w:lang w:val="en-BE" w:eastAsia="en-BE"/>
+          <w14:ligatures w14:val="none"/>
+        </w:rPr>
+        <w:t xml:space="preserve"> &lt; G-&gt;</w:t>
+      </w:r>
+      <w:proofErr w:type="gramStart"/>
+      <w:r>
+        <w:rPr>
+          <w:rFonts w:ascii="Cascadia Mono" w:eastAsia="Times New Roman" w:hAnsi="Cascadia Mono" w:cs="Cascadia Mono"/>
+          <w:color w:val="000000"/>
+          <w:kern w:val="0"/>
+          <w:sz w:val="18"/>
+          <w:szCs w:val="18"/>
+          <w:lang w:val="en-BE" w:eastAsia="en-BE"/>
+          <w14:ligatures w14:val="none"/>
+        </w:rPr>
+        <w:t>n(</w:t>
+      </w:r>
+      <w:proofErr w:type="gramEnd"/>
+      <w:r>
+        <w:rPr>
+          <w:rFonts w:ascii="Cascadia Mono" w:eastAsia="Times New Roman" w:hAnsi="Cascadia Mono" w:cs="Cascadia Mono"/>
+          <w:color w:val="000000"/>
+          <w:kern w:val="0"/>
+          <w:sz w:val="18"/>
+          <w:szCs w:val="18"/>
+          <w:lang w:val="en-BE" w:eastAsia="en-BE"/>
+          <w14:ligatures w14:val="none"/>
+        </w:rPr>
+        <w:t xml:space="preserve">); </w:t>
+      </w:r>
+      <w:proofErr w:type="spellStart"/>
+      <w:r>
+        <w:rPr>
+          <w:rFonts w:ascii="Cascadia Mono" w:eastAsia="Times New Roman" w:hAnsi="Cascadia Mono" w:cs="Cascadia Mono"/>
+          <w:color w:val="000000"/>
+          <w:kern w:val="0"/>
+          <w:sz w:val="18"/>
+          <w:szCs w:val="18"/>
+          <w:lang w:val="en-BE" w:eastAsia="en-BE"/>
+          <w14:ligatures w14:val="none"/>
+        </w:rPr>
+        <w:t>i</w:t>
+      </w:r>
+      <w:proofErr w:type="spellEnd"/>
+      <w:r>
+        <w:rPr>
+          <w:rFonts w:ascii="Cascadia Mono" w:eastAsia="Times New Roman" w:hAnsi="Cascadia Mono" w:cs="Cascadia Mono"/>
+          <w:color w:val="000000"/>
+          <w:kern w:val="0"/>
+          <w:sz w:val="18"/>
+          <w:szCs w:val="18"/>
+          <w:lang w:val="en-BE" w:eastAsia="en-BE"/>
+          <w14:ligatures w14:val="none"/>
+        </w:rPr>
+        <w:t>++) {</w:t>
+      </w:r>
+    </w:p>
+    <w:p>
+      <w:pPr>
+        <w:tabs>
+          <w:tab w:val="left" w:pos="916"/>
+          <w:tab w:val="left" w:pos="1832"/>
+          <w:tab w:val="left" w:pos="2748"/>
+          <w:tab w:val="left" w:pos="3664"/>
+          <w:tab w:val="left" w:pos="4580"/>
+          <w:tab w:val="left" w:pos="5496"/>
+          <w:tab w:val="left" w:pos="6412"/>
+          <w:tab w:val="left" w:pos="7328"/>
+          <w:tab w:val="left" w:pos="8244"/>
+          <w:tab w:val="left" w:pos="9160"/>
+          <w:tab w:val="left" w:pos="10076"/>
+          <w:tab w:val="left" w:pos="10992"/>
+          <w:tab w:val="left" w:pos="11908"/>
+          <w:tab w:val="left" w:pos="12824"/>
+          <w:tab w:val="left" w:pos="13740"/>
+          <w:tab w:val="left" w:pos="14656"/>
+        </w:tabs>
+        <w:spacing w:after="0" w:line="240" w:lineRule="auto"/>
+        <w:rPr>
+          <w:rFonts w:ascii="Cascadia Mono" w:eastAsia="Times New Roman" w:hAnsi="Cascadia Mono" w:cs="Cascadia Mono"/>
+          <w:color w:val="000000"/>
+          <w:kern w:val="0"/>
+          <w:sz w:val="18"/>
+          <w:szCs w:val="18"/>
+          <w:lang w:val="en-BE" w:eastAsia="en-BE"/>
+          <w14:ligatures w14:val="none"/>
+        </w:rPr>
+      </w:pPr>
+      <w:r>
+        <w:rPr>
+          <w:rFonts w:ascii="Cascadia Mono" w:eastAsia="Times New Roman" w:hAnsi="Cascadia Mono" w:cs="Cascadia Mono"/>
+          <w:color w:val="000000"/>
+          <w:kern w:val="0"/>
+          <w:sz w:val="18"/>
+          <w:szCs w:val="18"/>
+          <w:lang w:val="en-BE" w:eastAsia="en-BE"/>
+          <w14:ligatures w14:val="none"/>
+        </w:rPr>
+        <w:tab/>
+      </w:r>
+      <w:r>
+        <w:rPr>
+          <w:rFonts w:ascii="Cascadia Mono" w:eastAsia="Times New Roman" w:hAnsi="Cascadia Mono" w:cs="Cascadia Mono"/>
+          <w:color w:val="0000FF"/>
+          <w:kern w:val="0"/>
+          <w:sz w:val="18"/>
+          <w:szCs w:val="18"/>
+          <w:lang w:val="en-BE" w:eastAsia="en-BE"/>
+          <w14:ligatures w14:val="none"/>
+        </w:rPr>
+        <w:t>for</w:t>
+      </w:r>
+      <w:r>
+        <w:rPr>
+          <w:rFonts w:ascii="Cascadia Mono" w:eastAsia="Times New Roman" w:hAnsi="Cascadia Mono" w:cs="Cascadia Mono"/>
+          <w:color w:val="000000"/>
+          <w:kern w:val="0"/>
+          <w:sz w:val="18"/>
+          <w:szCs w:val="18"/>
+          <w:lang w:val="en-BE" w:eastAsia="en-BE"/>
+          <w14:ligatures w14:val="none"/>
+        </w:rPr>
+        <w:t xml:space="preserve"> (</w:t>
+      </w:r>
+      <w:r>
+        <w:rPr>
+          <w:rFonts w:ascii="Cascadia Mono" w:eastAsia="Times New Roman" w:hAnsi="Cascadia Mono" w:cs="Cascadia Mono"/>
+          <w:color w:val="0000FF"/>
+          <w:kern w:val="0"/>
+          <w:sz w:val="18"/>
+          <w:szCs w:val="18"/>
+          <w:lang w:val="en-BE" w:eastAsia="en-BE"/>
+          <w14:ligatures w14:val="none"/>
+        </w:rPr>
+        <w:t>int</w:t>
+      </w:r>
+      <w:r>
+        <w:rPr>
+          <w:rFonts w:ascii="Cascadia Mono" w:eastAsia="Times New Roman" w:hAnsi="Cascadia Mono" w:cs="Cascadia Mono"/>
+          <w:color w:val="000000"/>
+          <w:kern w:val="0"/>
+          <w:sz w:val="18"/>
+          <w:szCs w:val="18"/>
+          <w:lang w:val="en-BE" w:eastAsia="en-BE"/>
+          <w14:ligatures w14:val="none"/>
+        </w:rPr>
+        <w:t xml:space="preserve"> w = G-&gt;first(</w:t>
+      </w:r>
+      <w:proofErr w:type="spellStart"/>
+      <w:r>
+        <w:rPr>
+          <w:rFonts w:ascii="Cascadia Mono" w:eastAsia="Times New Roman" w:hAnsi="Cascadia Mono" w:cs="Cascadia Mono"/>
+          <w:color w:val="000000"/>
+          <w:kern w:val="0"/>
+          <w:sz w:val="18"/>
+          <w:szCs w:val="18"/>
+          <w:lang w:val="en-BE" w:eastAsia="en-BE"/>
+          <w14:ligatures w14:val="none"/>
+        </w:rPr>
+        <w:t>i</w:t>
+      </w:r>
+      <w:proofErr w:type="spellEnd"/>
+      <w:r>
+        <w:rPr>
+          <w:rFonts w:ascii="Cascadia Mono" w:eastAsia="Times New Roman" w:hAnsi="Cascadia Mono" w:cs="Cascadia Mono"/>
+          <w:color w:val="000000"/>
+          <w:kern w:val="0"/>
+          <w:sz w:val="18"/>
+          <w:szCs w:val="18"/>
+          <w:lang w:val="en-BE" w:eastAsia="en-BE"/>
+          <w14:ligatures w14:val="none"/>
+        </w:rPr>
+        <w:t>); w &lt; G-&gt;</w:t>
+      </w:r>
+      <w:proofErr w:type="gramStart"/>
+      <w:r>
+        <w:rPr>
+          <w:rFonts w:ascii="Cascadia Mono" w:eastAsia="Times New Roman" w:hAnsi="Cascadia Mono" w:cs="Cascadia Mono"/>
+          <w:color w:val="000000"/>
+          <w:kern w:val="0"/>
+          <w:sz w:val="18"/>
+          <w:szCs w:val="18"/>
+          <w:lang w:val="en-BE" w:eastAsia="en-BE"/>
+          <w14:ligatures w14:val="none"/>
+        </w:rPr>
+        <w:t>n(</w:t>
+      </w:r>
+      <w:proofErr w:type="gramEnd"/>
+      <w:r>
+        <w:rPr>
+          <w:rFonts w:ascii="Cascadia Mono" w:eastAsia="Times New Roman" w:hAnsi="Cascadia Mono" w:cs="Cascadia Mono"/>
+          <w:color w:val="000000"/>
+          <w:kern w:val="0"/>
+          <w:sz w:val="18"/>
+          <w:szCs w:val="18"/>
+          <w:lang w:val="en-BE" w:eastAsia="en-BE"/>
+          <w14:ligatures w14:val="none"/>
+        </w:rPr>
+        <w:t>); w = G-&gt;</w:t>
+      </w:r>
+      <w:proofErr w:type="gramStart"/>
+      <w:r>
+        <w:rPr>
+          <w:rFonts w:ascii="Cascadia Mono" w:eastAsia="Times New Roman" w:hAnsi="Cascadia Mono" w:cs="Cascadia Mono"/>
+          <w:color w:val="000000"/>
+          <w:kern w:val="0"/>
+          <w:sz w:val="18"/>
+          <w:szCs w:val="18"/>
+          <w:lang w:val="en-BE" w:eastAsia="en-BE"/>
+          <w14:ligatures w14:val="none"/>
+        </w:rPr>
+        <w:t>next(</w:t>
+      </w:r>
+      <w:proofErr w:type="spellStart"/>
+      <w:proofErr w:type="gramEnd"/>
+      <w:r>
+        <w:rPr>
+          <w:rFonts w:ascii="Cascadia Mono" w:eastAsia="Times New Roman" w:hAnsi="Cascadia Mono" w:cs="Cascadia Mono"/>
+          <w:color w:val="000000"/>
+          <w:kern w:val="0"/>
+          <w:sz w:val="18"/>
+          <w:szCs w:val="18"/>
+          <w:lang w:val="en-BE" w:eastAsia="en-BE"/>
+          <w14:ligatures w14:val="none"/>
+        </w:rPr>
+        <w:t>i</w:t>
+      </w:r>
+      <w:proofErr w:type="spellEnd"/>
+      <w:r>
+        <w:rPr>
+          <w:rFonts w:ascii="Cascadia Mono" w:eastAsia="Times New Roman" w:hAnsi="Cascadia Mono" w:cs="Cascadia Mono"/>
+          <w:color w:val="000000"/>
+          <w:kern w:val="0"/>
+          <w:sz w:val="18"/>
+          <w:szCs w:val="18"/>
+          <w:lang w:val="en-BE" w:eastAsia="en-BE"/>
+          <w14:ligatures w14:val="none"/>
+        </w:rPr>
+        <w:t>, w)) {</w:t>
+      </w:r>
+    </w:p>
+    <w:p>
+      <w:pPr>
+        <w:tabs>
+          <w:tab w:val="left" w:pos="916"/>
+          <w:tab w:val="left" w:pos="1832"/>
+          <w:tab w:val="left" w:pos="2748"/>
+          <w:tab w:val="left" w:pos="3664"/>
+          <w:tab w:val="left" w:pos="4580"/>
+          <w:tab w:val="left" w:pos="5496"/>
+          <w:tab w:val="left" w:pos="6412"/>
+          <w:tab w:val="left" w:pos="7328"/>
+          <w:tab w:val="left" w:pos="8244"/>
+          <w:tab w:val="left" w:pos="9160"/>
+          <w:tab w:val="left" w:pos="10076"/>
+          <w:tab w:val="left" w:pos="10992"/>
+          <w:tab w:val="left" w:pos="11908"/>
+          <w:tab w:val="left" w:pos="12824"/>
+          <w:tab w:val="left" w:pos="13740"/>
+          <w:tab w:val="left" w:pos="14656"/>
+        </w:tabs>
+        <w:spacing w:after="0" w:line="240" w:lineRule="auto"/>
+        <w:rPr>
+          <w:rFonts w:ascii="Cascadia Mono" w:eastAsia="Times New Roman" w:hAnsi="Cascadia Mono" w:cs="Cascadia Mono"/>
+          <w:color w:val="000000"/>
+          <w:kern w:val="0"/>
+          <w:sz w:val="18"/>
+          <w:szCs w:val="18"/>
+          <w:lang w:val="en-BE" w:eastAsia="en-BE"/>
+          <w14:ligatures w14:val="none"/>
+        </w:rPr>
+      </w:pPr>
+      <w:r>
+        <w:rPr>
+          <w:rFonts w:ascii="Cascadia Mono" w:eastAsia="Times New Roman" w:hAnsi="Cascadia Mono" w:cs="Cascadia Mono"/>
+          <w:color w:val="000000"/>
+          <w:kern w:val="0"/>
+          <w:sz w:val="18"/>
+          <w:szCs w:val="18"/>
+          <w:lang w:val="en-BE" w:eastAsia="en-BE"/>
+          <w14:ligatures w14:val="none"/>
+        </w:rPr>
+        <w:tab/>
+      </w:r>
+      <w:r>
+        <w:rPr>
+          <w:rFonts w:ascii="Cascadia Mono" w:eastAsia="Times New Roman" w:hAnsi="Cascadia Mono" w:cs="Cascadia Mono"/>
+          <w:color w:val="000000"/>
+          <w:kern w:val="0"/>
+          <w:sz w:val="18"/>
+          <w:szCs w:val="18"/>
+          <w:lang w:val="en-BE" w:eastAsia="en-BE"/>
+          <w14:ligatures w14:val="none"/>
+        </w:rPr>
+        <w:tab/>
+      </w:r>
+      <w:r>
+        <w:rPr>
+          <w:rFonts w:ascii="Cascadia Mono" w:eastAsia="Times New Roman" w:hAnsi="Cascadia Mono" w:cs="Cascadia Mono"/>
+          <w:color w:val="0000FF"/>
+          <w:kern w:val="0"/>
+          <w:sz w:val="18"/>
+          <w:szCs w:val="18"/>
+          <w:lang w:val="en-BE" w:eastAsia="en-BE"/>
+          <w14:ligatures w14:val="none"/>
+        </w:rPr>
+        <w:t>if</w:t>
+      </w:r>
+      <w:r>
+        <w:rPr>
+          <w:rFonts w:ascii="Cascadia Mono" w:eastAsia="Times New Roman" w:hAnsi="Cascadia Mono" w:cs="Cascadia Mono"/>
+          <w:color w:val="000000"/>
+          <w:kern w:val="0"/>
+          <w:sz w:val="18"/>
+          <w:szCs w:val="18"/>
+          <w:lang w:val="en-BE" w:eastAsia="en-BE"/>
+          <w14:ligatures w14:val="none"/>
+        </w:rPr>
+        <w:t xml:space="preserve"> (w == input)</w:t>
+      </w:r>
+    </w:p>
+    <w:p>
+      <w:pPr>
+        <w:tabs>
+          <w:tab w:val="left" w:pos="916"/>
+          <w:tab w:val="left" w:pos="1832"/>
+          <w:tab w:val="left" w:pos="2748"/>
+          <w:tab w:val="left" w:pos="3664"/>
+          <w:tab w:val="left" w:pos="4580"/>
+          <w:tab w:val="left" w:pos="5496"/>
+          <w:tab w:val="left" w:pos="6412"/>
+          <w:tab w:val="left" w:pos="7328"/>
+          <w:tab w:val="left" w:pos="8244"/>
+          <w:tab w:val="left" w:pos="9160"/>
+          <w:tab w:val="left" w:pos="10076"/>
+          <w:tab w:val="left" w:pos="10992"/>
+          <w:tab w:val="left" w:pos="11908"/>
+          <w:tab w:val="left" w:pos="12824"/>
+          <w:tab w:val="left" w:pos="13740"/>
+          <w:tab w:val="left" w:pos="14656"/>
+        </w:tabs>
+        <w:spacing w:after="0" w:line="240" w:lineRule="auto"/>
+        <w:rPr>
+          <w:rFonts w:ascii="Cascadia Mono" w:eastAsia="Times New Roman" w:hAnsi="Cascadia Mono" w:cs="Cascadia Mono"/>
+          <w:color w:val="000000"/>
+          <w:kern w:val="0"/>
+          <w:sz w:val="18"/>
+          <w:szCs w:val="18"/>
+          <w:lang w:val="en-BE" w:eastAsia="en-BE"/>
+          <w14:ligatures w14:val="none"/>
+        </w:rPr>
+      </w:pPr>
+      <w:r>
+        <w:rPr>
+          <w:rFonts w:ascii="Cascadia Mono" w:eastAsia="Times New Roman" w:hAnsi="Cascadia Mono" w:cs="Cascadia Mono"/>
+          <w:color w:val="000000"/>
+          <w:kern w:val="0"/>
+          <w:sz w:val="18"/>
+          <w:szCs w:val="18"/>
+          <w:lang w:val="en-BE" w:eastAsia="en-BE"/>
+          <w14:ligatures w14:val="none"/>
+        </w:rPr>
+        <w:tab/>
+      </w:r>
+      <w:r>
+        <w:rPr>
+          <w:rFonts w:ascii="Cascadia Mono" w:eastAsia="Times New Roman" w:hAnsi="Cascadia Mono" w:cs="Cascadia Mono"/>
+          <w:color w:val="000000"/>
+          <w:kern w:val="0"/>
+          <w:sz w:val="18"/>
+          <w:szCs w:val="18"/>
+          <w:lang w:val="en-BE" w:eastAsia="en-BE"/>
+          <w14:ligatures w14:val="none"/>
+        </w:rPr>
+        <w:tab/>
+      </w:r>
+      <w:r>
+        <w:rPr>
+          <w:rFonts w:ascii="Cascadia Mono" w:eastAsia="Times New Roman" w:hAnsi="Cascadia Mono" w:cs="Cascadia Mono"/>
+          <w:color w:val="000000"/>
+          <w:kern w:val="0"/>
+          <w:sz w:val="18"/>
+          <w:szCs w:val="18"/>
+          <w:lang w:val="en-BE" w:eastAsia="en-BE"/>
+          <w14:ligatures w14:val="none"/>
+        </w:rPr>
+        <w:tab/>
+        <w:t>G-&gt;</w:t>
+      </w:r>
+      <w:proofErr w:type="spellStart"/>
+      <w:proofErr w:type="gramStart"/>
+      <w:r>
+        <w:rPr>
+          <w:rFonts w:ascii="Cascadia Mono" w:eastAsia="Times New Roman" w:hAnsi="Cascadia Mono" w:cs="Cascadia Mono"/>
+          <w:color w:val="000000"/>
+          <w:kern w:val="0"/>
+          <w:sz w:val="18"/>
+          <w:szCs w:val="18"/>
+          <w:lang w:val="en-BE" w:eastAsia="en-BE"/>
+          <w14:ligatures w14:val="none"/>
+        </w:rPr>
+        <w:t>delEdge</w:t>
+      </w:r>
+      <w:proofErr w:type="spellEnd"/>
+      <w:r>
+        <w:rPr>
+          <w:rFonts w:ascii="Cascadia Mono" w:eastAsia="Times New Roman" w:hAnsi="Cascadia Mono" w:cs="Cascadia Mono"/>
+          <w:color w:val="000000"/>
+          <w:kern w:val="0"/>
+          <w:sz w:val="18"/>
+          <w:szCs w:val="18"/>
+          <w:lang w:val="en-BE" w:eastAsia="en-BE"/>
+          <w14:ligatures w14:val="none"/>
+        </w:rPr>
+        <w:t>(</w:t>
+      </w:r>
+      <w:proofErr w:type="spellStart"/>
+      <w:proofErr w:type="gramEnd"/>
+      <w:r>
+        <w:rPr>
+          <w:rFonts w:ascii="Cascadia Mono" w:eastAsia="Times New Roman" w:hAnsi="Cascadia Mono" w:cs="Cascadia Mono"/>
+          <w:color w:val="000000"/>
+          <w:kern w:val="0"/>
+          <w:sz w:val="18"/>
+          <w:szCs w:val="18"/>
+          <w:lang w:val="en-BE" w:eastAsia="en-BE"/>
+          <w14:ligatures w14:val="none"/>
+        </w:rPr>
+        <w:t>i</w:t>
+      </w:r>
+      <w:proofErr w:type="spellEnd"/>
+      <w:r>
+        <w:rPr>
+          <w:rFonts w:ascii="Cascadia Mono" w:eastAsia="Times New Roman" w:hAnsi="Cascadia Mono" w:cs="Cascadia Mono"/>
+          <w:color w:val="000000"/>
+          <w:kern w:val="0"/>
+          <w:sz w:val="18"/>
+          <w:szCs w:val="18"/>
+          <w:lang w:val="en-BE" w:eastAsia="en-BE"/>
+          <w14:ligatures w14:val="none"/>
+        </w:rPr>
+        <w:t>, input);</w:t>
+      </w:r>
+    </w:p>
+    <w:p>
+      <w:pPr>
+        <w:tabs>
+          <w:tab w:val="left" w:pos="916"/>
+          <w:tab w:val="left" w:pos="1832"/>
+          <w:tab w:val="left" w:pos="2748"/>
+          <w:tab w:val="left" w:pos="3664"/>
+          <w:tab w:val="left" w:pos="4580"/>
+          <w:tab w:val="left" w:pos="5496"/>
+          <w:tab w:val="left" w:pos="6412"/>
+          <w:tab w:val="left" w:pos="7328"/>
+          <w:tab w:val="left" w:pos="8244"/>
+          <w:tab w:val="left" w:pos="9160"/>
+          <w:tab w:val="left" w:pos="10076"/>
+          <w:tab w:val="left" w:pos="10992"/>
+          <w:tab w:val="left" w:pos="11908"/>
+          <w:tab w:val="left" w:pos="12824"/>
+          <w:tab w:val="left" w:pos="13740"/>
+          <w:tab w:val="left" w:pos="14656"/>
+        </w:tabs>
+        <w:spacing w:after="0" w:line="240" w:lineRule="auto"/>
+        <w:rPr>
+          <w:rFonts w:ascii="Cascadia Mono" w:eastAsia="Times New Roman" w:hAnsi="Cascadia Mono" w:cs="Cascadia Mono"/>
+          <w:color w:val="000000"/>
+          <w:kern w:val="0"/>
+          <w:sz w:val="18"/>
+          <w:szCs w:val="18"/>
+          <w:lang w:val="en-BE" w:eastAsia="en-BE"/>
+          <w14:ligatures w14:val="none"/>
+        </w:rPr>
+      </w:pPr>
+      <w:r>
+        <w:rPr>
+          <w:rFonts w:ascii="Cascadia Mono" w:eastAsia="Times New Roman" w:hAnsi="Cascadia Mono" w:cs="Cascadia Mono"/>
+          <w:color w:val="000000"/>
+          <w:kern w:val="0"/>
+          <w:sz w:val="18"/>
+          <w:szCs w:val="18"/>
+          <w:lang w:val="en-BE" w:eastAsia="en-BE"/>
+          <w14:ligatures w14:val="none"/>
+        </w:rPr>
+        <w:tab/>
+        <w:t>}</w:t>
+      </w:r>
+    </w:p>
+    <w:p>
+      <w:pPr>
+        <w:tabs>
+          <w:tab w:val="left" w:pos="916"/>
+          <w:tab w:val="left" w:pos="1832"/>
+          <w:tab w:val="left" w:pos="2748"/>
+          <w:tab w:val="left" w:pos="3664"/>
+          <w:tab w:val="left" w:pos="4580"/>
+          <w:tab w:val="left" w:pos="5496"/>
+          <w:tab w:val="left" w:pos="6412"/>
+          <w:tab w:val="left" w:pos="7328"/>
+          <w:tab w:val="left" w:pos="8244"/>
+          <w:tab w:val="left" w:pos="9160"/>
+          <w:tab w:val="left" w:pos="10076"/>
+          <w:tab w:val="left" w:pos="10992"/>
+          <w:tab w:val="left" w:pos="11908"/>
+          <w:tab w:val="left" w:pos="12824"/>
+          <w:tab w:val="left" w:pos="13740"/>
+          <w:tab w:val="left" w:pos="14656"/>
+        </w:tabs>
+        <w:spacing w:after="0" w:line="240" w:lineRule="auto"/>
+        <w:rPr>
+          <w:rFonts w:ascii="Cascadia Mono" w:eastAsia="Times New Roman" w:hAnsi="Cascadia Mono" w:cs="Cascadia Mono"/>
+          <w:color w:val="000000"/>
+          <w:kern w:val="0"/>
+          <w:sz w:val="18"/>
+          <w:szCs w:val="18"/>
+          <w:lang w:val="en-BE" w:eastAsia="en-BE"/>
+          <w14:ligatures w14:val="none"/>
+        </w:rPr>
+      </w:pPr>
+    </w:p>
+    <w:p>
+      <w:pPr>
+        <w:tabs>
+          <w:tab w:val="left" w:pos="916"/>
+          <w:tab w:val="left" w:pos="1832"/>
+          <w:tab w:val="left" w:pos="2748"/>
+          <w:tab w:val="left" w:pos="3664"/>
+          <w:tab w:val="left" w:pos="4580"/>
+          <w:tab w:val="left" w:pos="5496"/>
+          <w:tab w:val="left" w:pos="6412"/>
+          <w:tab w:val="left" w:pos="7328"/>
+          <w:tab w:val="left" w:pos="8244"/>
+          <w:tab w:val="left" w:pos="9160"/>
+          <w:tab w:val="left" w:pos="10076"/>
+          <w:tab w:val="left" w:pos="10992"/>
+          <w:tab w:val="left" w:pos="11908"/>
+          <w:tab w:val="left" w:pos="12824"/>
+          <w:tab w:val="left" w:pos="13740"/>
+          <w:tab w:val="left" w:pos="14656"/>
+        </w:tabs>
+        <w:spacing w:after="0" w:line="240" w:lineRule="auto"/>
+        <w:rPr>
+          <w:rFonts w:ascii="Cascadia Mono" w:eastAsia="Times New Roman" w:hAnsi="Cascadia Mono" w:cs="Cascadia Mono"/>
+          <w:color w:val="000000"/>
+          <w:kern w:val="0"/>
+          <w:sz w:val="18"/>
+          <w:szCs w:val="18"/>
+          <w:lang w:val="en-BE" w:eastAsia="en-BE"/>
+          <w14:ligatures w14:val="none"/>
+        </w:rPr>
+      </w:pPr>
+      <w:r>
+        <w:rPr>
+          <w:rFonts w:ascii="Cascadia Mono" w:eastAsia="Times New Roman" w:hAnsi="Cascadia Mono" w:cs="Cascadia Mono"/>
+          <w:color w:val="000000"/>
+          <w:kern w:val="0"/>
+          <w:sz w:val="18"/>
+          <w:szCs w:val="18"/>
+          <w:lang w:val="en-BE" w:eastAsia="en-BE"/>
+          <w14:ligatures w14:val="none"/>
+        </w:rPr>
+        <w:t>}</w:t>
+      </w:r>
+    </w:p>
+    <w:p>
+      <w:pPr>
+        <w:rPr>
+          <w:lang w:val="it-IT"/>
+        </w:rPr>
+      </w:pPr>
+    </w:p>
+    <w:p>
+      <w:pPr>
+        <w:rPr>
+          <w:lang w:val="it-IT"/>
+        </w:rPr>
+      </w:pPr>
+      <w:r>
+        <w:rPr>
+          <w:lang w:val="it-IT"/>
+        </w:rPr>
+        <w:t>Praticamente:</w:t>
+      </w:r>
+    </w:p>
+    <w:p>
+      <w:pPr>
+        <w:rPr>
+          <w:lang w:val="it-IT"/>
+        </w:rPr>
+      </w:pPr>
+      <w:r>
+        <w:rPr>
+          <w:lang w:val="it-IT"/>
+        </w:rPr>
+        <w:t xml:space="preserve">tutti gli archi entranti in </w:t>
+      </w:r>
+      <w:r>
+        <w:rPr>
+          <w:u w:val="single"/>
+          <w:lang w:val="it-IT"/>
+        </w:rPr>
+        <w:t>input</w:t>
+      </w:r>
+      <w:r>
+        <w:rPr>
+          <w:lang w:val="it-IT"/>
+        </w:rPr>
+        <w:t xml:space="preserve"> vanno eliminati:</w:t>
+      </w:r>
+      <w:r>
+        <w:rPr>
+          <w:lang w:val="it-IT"/>
+        </w:rPr>
+        <w:br/>
+        <w:t>con il for esterno scorro tutti i vertici da 0 a max, con quello interno faccio:</w:t>
+      </w:r>
+    </w:p>
+    <w:p>
+      <w:pPr>
+        <w:pStyle w:val="ListParagraph"/>
+        <w:numPr>
+          <w:ilvl w:val="0"/>
+          <w:numId w:val="8"/>
+        </w:numPr>
+        <w:rPr>
+          <w:lang w:val="it-IT"/>
+        </w:rPr>
+      </w:pPr>
+      <w:r>
+        <w:rPr>
+          <w:lang w:val="it-IT"/>
+        </w:rPr>
+        <w:t>Inizializza w a</w:t>
+      </w:r>
+      <w:r>
+        <w:rPr>
+          <w:lang w:val="it-IT"/>
+        </w:rPr>
+        <w:t xml:space="preserve"> first(i) ossia  il primo nodo collegato a i (i </w:t>
+      </w:r>
+      <w:r>
+        <w:rPr>
+          <w:lang w:val="it-IT"/>
+        </w:rPr>
+        <w:sym w:font="Wingdings" w:char="F0E0"/>
+      </w:r>
+      <w:r>
+        <w:rPr>
+          <w:lang w:val="it-IT"/>
+        </w:rPr>
+        <w:t xml:space="preserve"> w) ossia uscente da i ed entrante in w (proprio quello che ci serve)</w:t>
+      </w:r>
+    </w:p>
+    <w:p>
+      <w:pPr>
+        <w:pStyle w:val="ListParagraph"/>
+        <w:numPr>
+          <w:ilvl w:val="0"/>
+          <w:numId w:val="8"/>
+        </w:numPr>
+        <w:rPr>
+          <w:lang w:val="it-IT"/>
+        </w:rPr>
+      </w:pPr>
+      <w:r>
+        <w:rPr>
+          <w:lang w:val="it-IT"/>
+        </w:rPr>
+        <w:t>Dalla seconda iterazione (della stessa i), assegna a w next(i,w) ossia il prossimo nodo (successivo a I</w:t>
+      </w:r>
+      <w:r>
+        <w:rPr>
+          <w:lang w:val="it-IT"/>
+        </w:rPr>
+        <w:sym w:font="Wingdings" w:char="F0E0"/>
+      </w:r>
+      <w:r>
+        <w:rPr>
+          <w:lang w:val="it-IT"/>
+        </w:rPr>
+        <w:t>w)</w:t>
+      </w:r>
+    </w:p>
+    <w:p>
+      <w:pPr>
+        <w:ind w:left="360"/>
+        <w:rPr>
+          <w:lang w:val="it-IT"/>
+        </w:rPr>
+      </w:pPr>
+      <w:r>
+        <w:rPr>
+          <w:lang w:val="it-IT"/>
+        </w:rPr>
+        <w:t xml:space="preserve">Se il nodo </w:t>
+      </w:r>
+      <w:r>
+        <w:rPr>
+          <w:u w:val="single"/>
+          <w:lang w:val="it-IT"/>
+        </w:rPr>
+        <w:t>W equivale a input</w:t>
+      </w:r>
+      <w:r>
+        <w:rPr>
+          <w:lang w:val="it-IT"/>
+        </w:rPr>
+        <w:t xml:space="preserve"> significa che stiamo entrando in input e quindi eliminamo l’arco.</w:t>
+      </w:r>
+    </w:p>
+    <w:p>
+      <w:pPr>
+        <w:tabs>
+          <w:tab w:val="left" w:pos="916"/>
+          <w:tab w:val="left" w:pos="1832"/>
+          <w:tab w:val="left" w:pos="2748"/>
+          <w:tab w:val="left" w:pos="3664"/>
+          <w:tab w:val="left" w:pos="4580"/>
+          <w:tab w:val="left" w:pos="5496"/>
+          <w:tab w:val="left" w:pos="6412"/>
+          <w:tab w:val="left" w:pos="7328"/>
+          <w:tab w:val="left" w:pos="8244"/>
+          <w:tab w:val="left" w:pos="9160"/>
+          <w:tab w:val="left" w:pos="10076"/>
+          <w:tab w:val="left" w:pos="10992"/>
+          <w:tab w:val="left" w:pos="11908"/>
+          <w:tab w:val="left" w:pos="12824"/>
+          <w:tab w:val="left" w:pos="13740"/>
+          <w:tab w:val="left" w:pos="14656"/>
+        </w:tabs>
+        <w:spacing w:after="0" w:line="240" w:lineRule="auto"/>
+        <w:rPr>
+          <w:rFonts w:ascii="Cascadia Mono" w:eastAsia="Times New Roman" w:hAnsi="Cascadia Mono" w:cs="Cascadia Mono"/>
+          <w:color w:val="000000"/>
+          <w:kern w:val="0"/>
+          <w:sz w:val="18"/>
+          <w:szCs w:val="18"/>
+          <w:lang w:val="en-BE" w:eastAsia="en-BE"/>
+          <w14:ligatures w14:val="none"/>
+        </w:rPr>
+      </w:pPr>
+      <w:r>
+        <w:rPr>
+          <w:rFonts w:ascii="Cascadia Mono" w:eastAsia="Times New Roman" w:hAnsi="Cascadia Mono" w:cs="Cascadia Mono"/>
+          <w:color w:val="000000"/>
+          <w:kern w:val="0"/>
+          <w:sz w:val="18"/>
+          <w:szCs w:val="18"/>
+          <w:lang w:val="en-BE" w:eastAsia="en-BE"/>
+          <w14:ligatures w14:val="none"/>
+        </w:rPr>
+        <w:t>G-&gt;</w:t>
+      </w:r>
+      <w:proofErr w:type="spellStart"/>
+      <w:proofErr w:type="gramStart"/>
+      <w:r>
+        <w:rPr>
+          <w:rFonts w:ascii="Cascadia Mono" w:eastAsia="Times New Roman" w:hAnsi="Cascadia Mono" w:cs="Cascadia Mono"/>
+          <w:color w:val="000000"/>
+          <w:kern w:val="0"/>
+          <w:sz w:val="18"/>
+          <w:szCs w:val="18"/>
+          <w:lang w:val="en-BE" w:eastAsia="en-BE"/>
+          <w14:ligatures w14:val="none"/>
+        </w:rPr>
+        <w:t>delEdge</w:t>
+      </w:r>
+      <w:proofErr w:type="spellEnd"/>
+      <w:r>
+        <w:rPr>
+          <w:rFonts w:ascii="Cascadia Mono" w:eastAsia="Times New Roman" w:hAnsi="Cascadia Mono" w:cs="Cascadia Mono"/>
+          <w:color w:val="000000"/>
+          <w:kern w:val="0"/>
+          <w:sz w:val="18"/>
+          <w:szCs w:val="18"/>
+          <w:lang w:val="en-BE" w:eastAsia="en-BE"/>
+          <w14:ligatures w14:val="none"/>
+        </w:rPr>
+        <w:t>(</w:t>
+      </w:r>
+      <w:proofErr w:type="spellStart"/>
+      <w:proofErr w:type="gramEnd"/>
+      <w:r>
+        <w:rPr>
+          <w:rFonts w:ascii="Cascadia Mono" w:eastAsia="Times New Roman" w:hAnsi="Cascadia Mono" w:cs="Cascadia Mono"/>
+          <w:color w:val="000000"/>
+          <w:kern w:val="0"/>
+          <w:sz w:val="18"/>
+          <w:szCs w:val="18"/>
+          <w:lang w:val="en-BE" w:eastAsia="en-BE"/>
+          <w14:ligatures w14:val="none"/>
+        </w:rPr>
+        <w:t>i</w:t>
+      </w:r>
+      <w:proofErr w:type="spellEnd"/>
+      <w:r>
+        <w:rPr>
+          <w:rFonts w:ascii="Cascadia Mono" w:eastAsia="Times New Roman" w:hAnsi="Cascadia Mono" w:cs="Cascadia Mono"/>
+          <w:color w:val="000000"/>
+          <w:kern w:val="0"/>
+          <w:sz w:val="18"/>
+          <w:szCs w:val="18"/>
+          <w:lang w:val="en-BE" w:eastAsia="en-BE"/>
+          <w14:ligatures w14:val="none"/>
+        </w:rPr>
+        <w:t>, input);</w:t>
+      </w:r>
+    </w:p>
+    <w:p>
+      <w:pPr>
+        <w:ind w:left="360"/>
+        <w:rPr>
+          <w:lang w:val="it-IT"/>
+        </w:rPr>
+      </w:pPr>
+    </w:p>
+    <w:p>
+      <w:pPr>
+        <w:ind w:left="360"/>
+        <w:rPr>
+          <w:lang w:val="it-IT"/>
+        </w:rPr>
+      </w:pPr>
+      <w:r>
+        <w:rPr>
+          <w:lang w:val="it-IT"/>
+        </w:rPr>
+        <w:t>continua cosi’ finche’ non ha fatto tutti i collegamenti di i e successivamente tutti i nodi del grafo.</w:t>
+      </w:r>
     </w:p>
     <w:sectPr>
       <w:pgSz w:w="11906" w:h="16838"/>
@@ -1700,6 +3871,95 @@
     </w:lvl>
   </w:abstractNum>
   <w:abstractNum w:abstractNumId="1" w15:restartNumberingAfterBreak="0">
+    <w:nsid w:val="11E53398"/>
+    <w:multiLevelType w:val="hybridMultilevel"/>
+    <w:tmpl w:val="14AEC916"/>
+    <w:lvl w:ilvl="0" w:tplc="0C000011">
+      <w:start w:val="1"/>
+      <w:numFmt w:val="decimal"/>
+      <w:lvlText w:val="%1)"/>
+      <w:lvlJc w:val="left"/>
+      <w:pPr>
+        <w:ind w:left="720" w:hanging="360"/>
+      </w:pPr>
+      <w:rPr>
+        <w:rFonts w:hint="default"/>
+      </w:rPr>
+    </w:lvl>
+    <w:lvl w:ilvl="1" w:tplc="0C000019" w:tentative="1">
+      <w:start w:val="1"/>
+      <w:numFmt w:val="lowerLetter"/>
+      <w:lvlText w:val="%2."/>
+      <w:lvlJc w:val="left"/>
+      <w:pPr>
+        <w:ind w:left="1440" w:hanging="360"/>
+      </w:pPr>
+    </w:lvl>
+    <w:lvl w:ilvl="2" w:tplc="0C00001B" w:tentative="1">
+      <w:start w:val="1"/>
+      <w:numFmt w:val="lowerRoman"/>
+      <w:lvlText w:val="%3."/>
+      <w:lvlJc w:val="right"/>
+      <w:pPr>
+        <w:ind w:left="2160" w:hanging="180"/>
+      </w:pPr>
+    </w:lvl>
+    <w:lvl w:ilvl="3" w:tplc="0C00000F" w:tentative="1">
+      <w:start w:val="1"/>
+      <w:numFmt w:val="decimal"/>
+      <w:lvlText w:val="%4."/>
+      <w:lvlJc w:val="left"/>
+      <w:pPr>
+        <w:ind w:left="2880" w:hanging="360"/>
+      </w:pPr>
+    </w:lvl>
+    <w:lvl w:ilvl="4" w:tplc="0C000019" w:tentative="1">
+      <w:start w:val="1"/>
+      <w:numFmt w:val="lowerLetter"/>
+      <w:lvlText w:val="%5."/>
+      <w:lvlJc w:val="left"/>
+      <w:pPr>
+        <w:ind w:left="3600" w:hanging="360"/>
+      </w:pPr>
+    </w:lvl>
+    <w:lvl w:ilvl="5" w:tplc="0C00001B" w:tentative="1">
+      <w:start w:val="1"/>
+      <w:numFmt w:val="lowerRoman"/>
+      <w:lvlText w:val="%6."/>
+      <w:lvlJc w:val="right"/>
+      <w:pPr>
+        <w:ind w:left="4320" w:hanging="180"/>
+      </w:pPr>
+    </w:lvl>
+    <w:lvl w:ilvl="6" w:tplc="0C00000F" w:tentative="1">
+      <w:start w:val="1"/>
+      <w:numFmt w:val="decimal"/>
+      <w:lvlText w:val="%7."/>
+      <w:lvlJc w:val="left"/>
+      <w:pPr>
+        <w:ind w:left="5040" w:hanging="360"/>
+      </w:pPr>
+    </w:lvl>
+    <w:lvl w:ilvl="7" w:tplc="0C000019" w:tentative="1">
+      <w:start w:val="1"/>
+      <w:numFmt w:val="lowerLetter"/>
+      <w:lvlText w:val="%8."/>
+      <w:lvlJc w:val="left"/>
+      <w:pPr>
+        <w:ind w:left="5760" w:hanging="360"/>
+      </w:pPr>
+    </w:lvl>
+    <w:lvl w:ilvl="8" w:tplc="0C00001B" w:tentative="1">
+      <w:start w:val="1"/>
+      <w:numFmt w:val="lowerRoman"/>
+      <w:lvlText w:val="%9."/>
+      <w:lvlJc w:val="right"/>
+      <w:pPr>
+        <w:ind w:left="6480" w:hanging="180"/>
+      </w:pPr>
+    </w:lvl>
+  </w:abstractNum>
+  <w:abstractNum w:abstractNumId="2" w15:restartNumberingAfterBreak="0">
     <w:nsid w:val="211B4884"/>
     <w:multiLevelType w:val="multilevel"/>
     <w:tmpl w:val="4B625842"/>
@@ -1812,7 +4072,7 @@
       </w:pPr>
     </w:lvl>
   </w:abstractNum>
-  <w:abstractNum w:abstractNumId="2" w15:restartNumberingAfterBreak="0">
+  <w:abstractNum w:abstractNumId="3" w15:restartNumberingAfterBreak="0">
     <w:nsid w:val="296B21A8"/>
     <w:multiLevelType w:val="multilevel"/>
     <w:tmpl w:val="BCFA7CAC"/>
@@ -1925,7 +4185,7 @@
       </w:pPr>
     </w:lvl>
   </w:abstractNum>
-  <w:abstractNum w:abstractNumId="3" w15:restartNumberingAfterBreak="0">
+  <w:abstractNum w:abstractNumId="4" w15:restartNumberingAfterBreak="0">
     <w:nsid w:val="44F52E15"/>
     <w:multiLevelType w:val="multilevel"/>
     <w:tmpl w:val="24C6403C"/>
@@ -2074,7 +4334,7 @@
       </w:rPr>
     </w:lvl>
   </w:abstractNum>
-  <w:abstractNum w:abstractNumId="4" w15:restartNumberingAfterBreak="0">
+  <w:abstractNum w:abstractNumId="5" w15:restartNumberingAfterBreak="0">
     <w:nsid w:val="7706745D"/>
     <w:multiLevelType w:val="multilevel"/>
     <w:tmpl w:val="A6267D40"/>
@@ -2187,7 +4447,96 @@
       </w:pPr>
     </w:lvl>
   </w:abstractNum>
-  <w:abstractNum w:abstractNumId="5" w15:restartNumberingAfterBreak="0">
+  <w:abstractNum w:abstractNumId="6" w15:restartNumberingAfterBreak="0">
+    <w:nsid w:val="7CB17694"/>
+    <w:multiLevelType w:val="hybridMultilevel"/>
+    <w:tmpl w:val="AF34EB64"/>
+    <w:lvl w:ilvl="0" w:tplc="0C000011">
+      <w:start w:val="1"/>
+      <w:numFmt w:val="decimal"/>
+      <w:lvlText w:val="%1)"/>
+      <w:lvlJc w:val="left"/>
+      <w:pPr>
+        <w:ind w:left="720" w:hanging="360"/>
+      </w:pPr>
+      <w:rPr>
+        <w:rFonts w:hint="default"/>
+      </w:rPr>
+    </w:lvl>
+    <w:lvl w:ilvl="1" w:tplc="0C000019" w:tentative="1">
+      <w:start w:val="1"/>
+      <w:numFmt w:val="lowerLetter"/>
+      <w:lvlText w:val="%2."/>
+      <w:lvlJc w:val="left"/>
+      <w:pPr>
+        <w:ind w:left="1440" w:hanging="360"/>
+      </w:pPr>
+    </w:lvl>
+    <w:lvl w:ilvl="2" w:tplc="0C00001B" w:tentative="1">
+      <w:start w:val="1"/>
+      <w:numFmt w:val="lowerRoman"/>
+      <w:lvlText w:val="%3."/>
+      <w:lvlJc w:val="right"/>
+      <w:pPr>
+        <w:ind w:left="2160" w:hanging="180"/>
+      </w:pPr>
+    </w:lvl>
+    <w:lvl w:ilvl="3" w:tplc="0C00000F" w:tentative="1">
+      <w:start w:val="1"/>
+      <w:numFmt w:val="decimal"/>
+      <w:lvlText w:val="%4."/>
+      <w:lvlJc w:val="left"/>
+      <w:pPr>
+        <w:ind w:left="2880" w:hanging="360"/>
+      </w:pPr>
+    </w:lvl>
+    <w:lvl w:ilvl="4" w:tplc="0C000019" w:tentative="1">
+      <w:start w:val="1"/>
+      <w:numFmt w:val="lowerLetter"/>
+      <w:lvlText w:val="%5."/>
+      <w:lvlJc w:val="left"/>
+      <w:pPr>
+        <w:ind w:left="3600" w:hanging="360"/>
+      </w:pPr>
+    </w:lvl>
+    <w:lvl w:ilvl="5" w:tplc="0C00001B" w:tentative="1">
+      <w:start w:val="1"/>
+      <w:numFmt w:val="lowerRoman"/>
+      <w:lvlText w:val="%6."/>
+      <w:lvlJc w:val="right"/>
+      <w:pPr>
+        <w:ind w:left="4320" w:hanging="180"/>
+      </w:pPr>
+    </w:lvl>
+    <w:lvl w:ilvl="6" w:tplc="0C00000F" w:tentative="1">
+      <w:start w:val="1"/>
+      <w:numFmt w:val="decimal"/>
+      <w:lvlText w:val="%7."/>
+      <w:lvlJc w:val="left"/>
+      <w:pPr>
+        <w:ind w:left="5040" w:hanging="360"/>
+      </w:pPr>
+    </w:lvl>
+    <w:lvl w:ilvl="7" w:tplc="0C000019" w:tentative="1">
+      <w:start w:val="1"/>
+      <w:numFmt w:val="lowerLetter"/>
+      <w:lvlText w:val="%8."/>
+      <w:lvlJc w:val="left"/>
+      <w:pPr>
+        <w:ind w:left="5760" w:hanging="360"/>
+      </w:pPr>
+    </w:lvl>
+    <w:lvl w:ilvl="8" w:tplc="0C00001B" w:tentative="1">
+      <w:start w:val="1"/>
+      <w:numFmt w:val="lowerRoman"/>
+      <w:lvlText w:val="%9."/>
+      <w:lvlJc w:val="right"/>
+      <w:pPr>
+        <w:ind w:left="6480" w:hanging="180"/>
+      </w:pPr>
+    </w:lvl>
+  </w:abstractNum>
+  <w:abstractNum w:abstractNumId="7" w15:restartNumberingAfterBreak="0">
     <w:nsid w:val="7EF42074"/>
     <w:multiLevelType w:val="multilevel"/>
     <w:tmpl w:val="7FAC8C18"/>
@@ -2304,19 +4653,25 @@
     <w:abstractNumId w:val="0"/>
   </w:num>
   <w:num w:numId="2" w16cid:durableId="490676388">
+    <w:abstractNumId w:val="3"/>
+  </w:num>
+  <w:num w:numId="3" w16cid:durableId="1067068483">
+    <w:abstractNumId w:val="5"/>
+  </w:num>
+  <w:num w:numId="4" w16cid:durableId="1267497232">
+    <w:abstractNumId w:val="4"/>
+  </w:num>
+  <w:num w:numId="5" w16cid:durableId="845437610">
     <w:abstractNumId w:val="2"/>
   </w:num>
-  <w:num w:numId="3" w16cid:durableId="1067068483">
-    <w:abstractNumId w:val="4"/>
+  <w:num w:numId="6" w16cid:durableId="2121104241">
+    <w:abstractNumId w:val="7"/>
   </w:num>
-  <w:num w:numId="4" w16cid:durableId="1267497232">
-    <w:abstractNumId w:val="3"/>
+  <w:num w:numId="7" w16cid:durableId="372927824">
+    <w:abstractNumId w:val="6"/>
   </w:num>
-  <w:num w:numId="5" w16cid:durableId="845437610">
+  <w:num w:numId="8" w16cid:durableId="305357813">
     <w:abstractNumId w:val="1"/>
-  </w:num>
-  <w:num w:numId="6" w16cid:durableId="2121104241">
-    <w:abstractNumId w:val="5"/>
   </w:num>
 </w:numbering>
 </file>
@@ -3237,6 +5592,29 @@
       <w:spacing w:val="5"/>
     </w:rPr>
   </w:style>
+  <w:style w:type="character" w:styleId="Hyperlink">
+    <w:name w:val="Hyperlink"/>
+    <w:basedOn w:val="DefaultParagraphFont"/>
+    <w:uiPriority w:val="99"/>
+    <w:unhideWhenUsed/>
+    <w:rsid w:val="009D5028"/>
+    <w:rPr>
+      <w:color w:val="467886" w:themeColor="hyperlink"/>
+      <w:u w:val="single"/>
+    </w:rPr>
+  </w:style>
+  <w:style w:type="character" w:styleId="UnresolvedMention">
+    <w:name w:val="Unresolved Mention"/>
+    <w:basedOn w:val="DefaultParagraphFont"/>
+    <w:uiPriority w:val="99"/>
+    <w:semiHidden/>
+    <w:unhideWhenUsed/>
+    <w:rsid w:val="009D5028"/>
+    <w:rPr>
+      <w:color w:val="605E5C"/>
+      <w:shd w:val="clear" w:color="auto" w:fill="E1DFDD"/>
+    </w:rPr>
+  </w:style>
 </w:styles>
 </file>
 
